--- a/lessons/1-3/downloads/1-3-notes-teacher.docx
+++ b/lessons/1-3/downloads/1-3-notes-teacher.docx
@@ -14,7 +14,7 @@
           <w:sz w:val="18"/>
           <w:szCs w:val="18"/>
         </w:rPr>
-        <w:t xml:space="preserve">UNIT 1  ·  LESSON 3      STANDARD 6.NS.4</w:t>
+        <w:t xml:space="preserve">UNIT 1  ·  LESSON 3      STANDARD 6.NOS.4</w:t>
       </w:r>
     </w:p>
     <w:p>
@@ -2219,7 +2219,7 @@
           <w:sz w:val="21"/>
           <w:szCs w:val="21"/>
         </w:rPr>
-        <w:t xml:space="preserve">Hot dogs come in packs of 8 and buns in packs of 6. How does the LCM help you buy the fewest of each so none are left over?</w:t>
+        <w:t xml:space="preserve">Juice boxes come in packs of 6 and granola bars come in packs of 9 for the field trip snack table. How does the LCM help you buy the fewest of each so every student gets exactly one juice box and one granola bar with none left over?</w:t>
       </w:r>
     </w:p>
     <w:p>
@@ -2232,7 +2232,7 @@
           <w:sz w:val="21"/>
           <w:szCs w:val="21"/>
         </w:rPr>
-        <w:t xml:space="preserve">Start with:  I need to buy ___ hot dogs and ___ buns because the LCM of 8 and 6 is ___.</w:t>
+        <w:t xml:space="preserve">Start with:  I need to buy ___ juice boxes and ___ granola bars because the LCM of 6 and 9 is ___.</w:t>
       </w:r>
       <w:r>
         <w:rPr>
@@ -2243,7 +2243,7 @@
           <w:szCs w:val="19"/>
         </w:rPr>
         <w:br/>
-        <w:t xml:space="preserve">Necesito comprar ___ hot dogs y ___ panes porque el mcm de 8 y 6 es ___.</w:t>
+        <w:t xml:space="preserve">Necesito comprar ___ jugos y ___ barras de granola porque el mcm de 6 y 9 es ___.</w:t>
       </w:r>
     </w:p>
     <w:p>
@@ -2490,6 +2490,32 @@
           <w:szCs w:val="19"/>
         </w:rPr>
         <w:t xml:space="preserve">Solve each problem. Show your thinking in the work box.</w:t>
+      </w:r>
+    </w:p>
+    <w:p>
+      <w:pPr>
+        <w:pStyle w:val="Heading2"/>
+        <w:spacing w:after="80" w:before="180"/>
+      </w:pPr>
+      <w:r>
+        <w:rPr>
+          <w:b/>
+          <w:bCs/>
+          <w:color w:val="12355B"/>
+          <w:sz w:val="24"/>
+          <w:szCs w:val="24"/>
+        </w:rPr>
+        <w:t xml:space="preserve">Level 1 Support</w:t>
+      </w:r>
+      <w:r>
+        <w:rPr>
+          <w:i/>
+          <w:iCs/>
+          <w:color w:val="1FA6A2"/>
+          <w:sz w:val="19"/>
+          <w:szCs w:val="19"/>
+        </w:rPr>
+        <w:t xml:space="preserve">   extra scaffolding</w:t>
       </w:r>
     </w:p>
     <w:p>
@@ -2754,6 +2780,32 @@
     </w:tbl>
     <w:p>
       <w:pPr>
+        <w:pStyle w:val="Heading2"/>
+        <w:spacing w:after="80" w:before="180"/>
+      </w:pPr>
+      <w:r>
+        <w:rPr>
+          <w:b/>
+          <w:bCs/>
+          <w:color w:val="12355B"/>
+          <w:sz w:val="24"/>
+          <w:szCs w:val="24"/>
+        </w:rPr>
+        <w:t xml:space="preserve">On Level</w:t>
+      </w:r>
+      <w:r>
+        <w:rPr>
+          <w:i/>
+          <w:iCs/>
+          <w:color w:val="12355B"/>
+          <w:sz w:val="19"/>
+          <w:szCs w:val="19"/>
+        </w:rPr>
+        <w:t xml:space="preserve">   grade-level practice</w:t>
+      </w:r>
+    </w:p>
+    <w:p>
+      <w:pPr>
         <w:keepNext/>
         <w:spacing w:after="60" w:before="160"/>
       </w:pPr>
@@ -2884,136 +2936,6 @@
     </w:tbl>
     <w:p>
       <w:pPr>
-        <w:keepNext/>
-        <w:spacing w:after="60" w:before="160"/>
-      </w:pPr>
-      <w:r>
-        <w:rPr>
-          <w:b/>
-          <w:bCs/>
-          <w:color w:val="12355B"/>
-          <w:sz w:val="22"/>
-          <w:szCs w:val="22"/>
-        </w:rPr>
-        <w:t xml:space="preserve">4.  </w:t>
-      </w:r>
-      <w:r>
-        <w:rPr>
-          <w:b/>
-          <w:bCs/>
-          <w:sz w:val="21"/>
-          <w:szCs w:val="21"/>
-        </w:rPr>
-        <w:t xml:space="preserve">Stop 1 — Oxygen Bay: The oxygen scrubber cycles every 4 minutes and the air filter cycles every 6 minutes. They both just ran together. After how many minutes do they next run together?</w:t>
-      </w:r>
-    </w:p>
-    <w:p>
-      <w:pPr>
-        <w:spacing w:after="40"/>
-        <w:ind w:left="420"/>
-      </w:pPr>
-      <w:r>
-        <w:rPr>
-          <w:sz w:val="20"/>
-          <w:szCs w:val="20"/>
-        </w:rPr>
-        <w:t xml:space="preserve">A)  12</w:t>
-      </w:r>
-    </w:p>
-    <w:p>
-      <w:pPr>
-        <w:spacing w:after="40"/>
-        <w:ind w:left="420"/>
-      </w:pPr>
-      <w:r>
-        <w:rPr>
-          <w:sz w:val="20"/>
-          <w:szCs w:val="20"/>
-        </w:rPr>
-        <w:t xml:space="preserve">B)  10</w:t>
-      </w:r>
-    </w:p>
-    <w:p>
-      <w:pPr>
-        <w:spacing w:after="40"/>
-        <w:ind w:left="420"/>
-      </w:pPr>
-      <w:r>
-        <w:rPr>
-          <w:sz w:val="20"/>
-          <w:szCs w:val="20"/>
-        </w:rPr>
-        <w:t xml:space="preserve">C)  24</w:t>
-      </w:r>
-    </w:p>
-    <w:p>
-      <w:pPr>
-        <w:spacing w:after="40"/>
-        <w:ind w:left="420"/>
-      </w:pPr>
-      <w:r>
-        <w:rPr>
-          <w:sz w:val="20"/>
-          <w:szCs w:val="20"/>
-        </w:rPr>
-        <w:t xml:space="preserve">D)  6</w:t>
-      </w:r>
-    </w:p>
-    <w:p>
-      <w:pPr>
-        <w:spacing w:after="20"/>
-      </w:pPr>
-      <w:r>
-        <w:t xml:space="preserve"/>
-      </w:r>
-    </w:p>
-    <w:tbl>
-      <w:tblPr>
-        <w:tblW w:type="pct" w:w="100%"/>
-        <w:tblBorders>
-          <w:top w:val="single" w:color="C7D2DD" w:sz="6"/>
-          <w:left w:val="single" w:color="C7D2DD" w:sz="6"/>
-          <w:bottom w:val="single" w:color="C7D2DD" w:sz="6"/>
-          <w:right w:val="single" w:color="C7D2DD" w:sz="6"/>
-          <w:insideH w:val="single" w:color="auto" w:sz="4"/>
-          <w:insideV w:val="single" w:color="auto" w:sz="4"/>
-        </w:tblBorders>
-      </w:tblPr>
-      <w:tblGrid>
-        <w:gridCol w:w="100"/>
-      </w:tblGrid>
-      <w:tr>
-        <w:tc>
-          <w:tcPr>
-            <w:shd w:fill="FBF3E2" w:color="auto" w:val="clear"/>
-            <w:tcMar>
-              <w:top w:type="dxa" w:w="60"/>
-              <w:left w:type="dxa" w:w="120"/>
-              <w:bottom w:type="dxa" w:w="60"/>
-              <w:right w:type="dxa" w:w="120"/>
-            </w:tcMar>
-          </w:tcPr>
-          <w:p>
-            <w:pPr>
-              <w:spacing w:after="0" w:line="320"/>
-            </w:pPr>
-            <w:r>
-              <w:t xml:space="preserve"/>
-            </w:r>
-          </w:p>
-          <w:p>
-            <w:pPr>
-              <w:spacing w:after="0" w:line="320"/>
-            </w:pPr>
-            <w:r>
-              <w:t xml:space="preserve"/>
-            </w:r>
-          </w:p>
-        </w:tc>
-      </w:tr>
-    </w:tbl>
-    <w:p>
-      <w:pPr>
         <w:pStyle w:val="Heading1"/>
         <w:pageBreakBefore/>
         <w:pBdr>
@@ -3361,23 +3283,17 @@
     </w:p>
     <w:p>
       <w:pPr>
-        <w:spacing w:after="80"/>
-      </w:pPr>
-      <w:r>
-        <w:rPr>
-          <w:b/>
-          <w:bCs/>
-          <w:sz w:val="21"/>
-          <w:szCs w:val="21"/>
-        </w:rPr>
-        <w:t xml:space="preserve">1.  </w:t>
-      </w:r>
-      <w:r>
-        <w:rPr>
-          <w:sz w:val="21"/>
-          <w:szCs w:val="21"/>
-        </w:rPr>
-        <w:t xml:space="preserve">A)  20</w:t>
+        <w:spacing w:after="100"/>
+      </w:pPr>
+      <w:r>
+        <w:rPr>
+          <w:b/>
+          <w:bCs/>
+          <w:color w:val="B97A12"/>
+          <w:sz w:val="20"/>
+          <w:szCs w:val="20"/>
+        </w:rPr>
+        <w:t xml:space="preserve">Watch for this mistake:  </w:t>
       </w:r>
       <w:r>
         <w:rPr>
@@ -3387,7 +3303,23 @@
           <w:sz w:val="19"/>
           <w:szCs w:val="19"/>
         </w:rPr>
-        <w:t xml:space="preserve">  — Multiples of 4: 4, 8, 12, 16, 20, ... Multiples of 10: 10, 20, ... The smallest common multiple is 20.</w:t>
+        <w:t xml:space="preserve">A common mistake in Least Common Multiple is multiplying the two numbers together instead of listing multiples to find the smallest shared one. For example, for 4 and 6, a student calculates 4 × 6 = 24 and calls that the LCM, but the actual least common multiple is 12 (multiples of 4: 4, 8, 12; multiples of 6: 6, 12 — 12 is the first number that appears in both lists). This shortcut only works when the two numbers share no common factors (like 4 and 9, where the LCM really is 36 = 4 × 9); for numbers like 4 and 6 that share a factor of 2, multiplying overshoots the true LCM. Always list multiples of both numbers and pick the first one that appears in both lists.</w:t>
+      </w:r>
+    </w:p>
+    <w:p>
+      <w:pPr>
+        <w:pStyle w:val="Heading2"/>
+        <w:spacing w:after="80" w:before="180"/>
+      </w:pPr>
+      <w:r>
+        <w:rPr>
+          <w:b/>
+          <w:bCs/>
+          <w:color w:val="12355B"/>
+          <w:sz w:val="24"/>
+          <w:szCs w:val="24"/>
+        </w:rPr>
+        <w:t xml:space="preserve">Level 1 Support</w:t>
       </w:r>
     </w:p>
     <w:p>
@@ -3401,14 +3333,14 @@
           <w:sz w:val="21"/>
           <w:szCs w:val="21"/>
         </w:rPr>
-        <w:t xml:space="preserve">2.  </w:t>
-      </w:r>
-      <w:r>
-        <w:rPr>
-          <w:sz w:val="21"/>
-          <w:szCs w:val="21"/>
-        </w:rPr>
-        <w:t xml:space="preserve">A)  14</w:t>
+        <w:t xml:space="preserve">1.  </w:t>
+      </w:r>
+      <w:r>
+        <w:rPr>
+          <w:sz w:val="21"/>
+          <w:szCs w:val="21"/>
+        </w:rPr>
+        <w:t xml:space="preserve">A)  20</w:t>
       </w:r>
       <w:r>
         <w:rPr>
@@ -3418,7 +3350,7 @@
           <w:sz w:val="19"/>
           <w:szCs w:val="19"/>
         </w:rPr>
-        <w:t xml:space="preserve">  — Since 2 and 7 share no common factors (they are relatively prime), LCM = 2 × 7 = 14.</w:t>
+        <w:t xml:space="preserve">  — Multiples of 4: 4, 8, 12, 16, 20, ... Multiples of 10: 10, 20, ... The smallest common multiple is 20.</w:t>
       </w:r>
     </w:p>
     <w:p>
@@ -3432,14 +3364,14 @@
           <w:sz w:val="21"/>
           <w:szCs w:val="21"/>
         </w:rPr>
-        <w:t xml:space="preserve">3.  </w:t>
-      </w:r>
-      <w:r>
-        <w:rPr>
-          <w:sz w:val="21"/>
-          <w:szCs w:val="21"/>
-        </w:rPr>
-        <w:t xml:space="preserve">A)  9:00 AM (60 minutes later)</w:t>
+        <w:t xml:space="preserve">2.  </w:t>
+      </w:r>
+      <w:r>
+        <w:rPr>
+          <w:sz w:val="21"/>
+          <w:szCs w:val="21"/>
+        </w:rPr>
+        <w:t xml:space="preserve">A)  14</w:t>
       </w:r>
       <w:r>
         <w:rPr>
@@ -3449,7 +3381,23 @@
           <w:sz w:val="19"/>
           <w:szCs w:val="19"/>
         </w:rPr>
-        <w:t xml:space="preserve">  — LCM(15, 20) = 60 minutes. Both buses return together 60 minutes after 8:00 AM, at 9:00 AM.</w:t>
+        <w:t xml:space="preserve">  — Since 2 and 7 share no common factors (they are relatively prime), LCM = 2 × 7 = 14.</w:t>
+      </w:r>
+    </w:p>
+    <w:p>
+      <w:pPr>
+        <w:pStyle w:val="Heading2"/>
+        <w:spacing w:after="80" w:before="180"/>
+      </w:pPr>
+      <w:r>
+        <w:rPr>
+          <w:b/>
+          <w:bCs/>
+          <w:color w:val="12355B"/>
+          <w:sz w:val="24"/>
+          <w:szCs w:val="24"/>
+        </w:rPr>
+        <w:t xml:space="preserve">On Level</w:t>
       </w:r>
     </w:p>
     <w:p>
@@ -3463,14 +3411,14 @@
           <w:sz w:val="21"/>
           <w:szCs w:val="21"/>
         </w:rPr>
-        <w:t xml:space="preserve">4.  </w:t>
-      </w:r>
-      <w:r>
-        <w:rPr>
-          <w:sz w:val="21"/>
-          <w:szCs w:val="21"/>
-        </w:rPr>
-        <w:t xml:space="preserve">A)  12</w:t>
+        <w:t xml:space="preserve">3.  </w:t>
+      </w:r>
+      <w:r>
+        <w:rPr>
+          <w:sz w:val="21"/>
+          <w:szCs w:val="21"/>
+        </w:rPr>
+        <w:t xml:space="preserve">A)  9:00 AM (60 minutes later)</w:t>
       </w:r>
       <w:r>
         <w:rPr>
@@ -3480,7 +3428,7 @@
           <w:sz w:val="19"/>
           <w:szCs w:val="19"/>
         </w:rPr>
-        <w:t xml:space="preserve">  — Skip count: multiples of 4 are 4, 8, 12; multiples of 6 are 6, 12. The first shared multiple is LCM(4, 6) = 12 minutes.</w:t>
+        <w:t xml:space="preserve">  — LCM(15, 20) = 60 minutes. Both buses return together 60 minutes after 8:00 AM, at 9:00 AM.</w:t>
       </w:r>
     </w:p>
     <w:p>

--- a/lessons/1-3/downloads/1-3-notes-teacher.docx
+++ b/lessons/1-3/downloads/1-3-notes-teacher.docx
@@ -1247,7 +1247,22 @@
           <w:sz w:val="30"/>
           <w:szCs w:val="30"/>
         </w:rPr>
-        <w:t xml:space="preserve">Worked Example</w:t>
+        <w:t xml:space="preserve">Write About the Math</w:t>
+      </w:r>
+    </w:p>
+    <w:p>
+      <w:pPr>
+        <w:spacing w:after="100"/>
+      </w:pPr>
+      <w:r>
+        <w:rPr>
+          <w:i/>
+          <w:iCs/>
+          <w:color w:val="5F6F80"/>
+          <w:sz w:val="19"/>
+          <w:szCs w:val="19"/>
+        </w:rPr>
+        <w:t xml:space="preserve">Use the support level you need. Every level answers the same math question.</w:t>
       </w:r>
     </w:p>
     <w:p>
@@ -1263,17 +1278,17 @@
           <w:sz w:val="24"/>
           <w:szCs w:val="24"/>
         </w:rPr>
-        <w:t xml:space="preserve">Watch &amp; Read</w:t>
+        <w:t xml:space="preserve">1. Understand the Question</w:t>
       </w:r>
       <w:r>
         <w:rPr>
           <w:i/>
           <w:iCs/>
-          <w:color w:val="1FA6A2"/>
-          <w:sz w:val="19"/>
-          <w:szCs w:val="19"/>
-        </w:rPr>
-        <w:t xml:space="preserve">   I Do — follow along with your teacher</w:t>
+          <w:color w:val="B97A12"/>
+          <w:sz w:val="19"/>
+          <w:szCs w:val="19"/>
+        </w:rPr>
+        <w:t xml:space="preserve">   explain</w:t>
       </w:r>
     </w:p>
     <w:tbl>
@@ -1308,25 +1323,360 @@
             </w:pPr>
             <w:r>
               <w:rPr>
+                <w:color w:val="1A2733"/>
+                <w:sz w:val="21"/>
+                <w:szCs w:val="21"/>
+              </w:rPr>
+              <w:t xml:space="preserve">You skip counted the multiples of 4 and 6. How did you find the least common multiple from your lists?</w:t>
+            </w:r>
+          </w:p>
+          <w:p>
+            <w:pPr>
+              <w:spacing w:after="0"/>
+            </w:pPr>
+            <w:r>
+              <w:rPr>
                 <w:b/>
                 <w:bCs/>
                 <w:color w:val="12355B"/>
-                <w:sz w:val="22"/>
-                <w:szCs w:val="22"/>
+                <w:sz w:val="20"/>
+                <w:szCs w:val="20"/>
               </w:rPr>
-              <w:t xml:space="preserve">Space Station Shift Scheduler</w:t>
-            </w:r>
-          </w:p>
-          <w:p>
-            <w:pPr>
-              <w:spacing w:after="0"/>
-            </w:pPr>
+              <w:t xml:space="preserve">Your job:  </w:t>
+            </w:r>
             <w:r>
               <w:rPr>
+                <w:sz w:val="20"/>
+                <w:szCs w:val="20"/>
+              </w:rPr>
+              <w:t xml:space="preserve">Answer the question. Use math evidence. Explain how the evidence proves your answer.</w:t>
+            </w:r>
+            <w:r>
+              <w:rPr>
+                <w:i/>
+                <w:iCs/>
+                <w:color w:val="5F6F80"/>
+                <w:sz w:val="18"/>
+                <w:szCs w:val="18"/>
+              </w:rPr>
+              <w:br/>
+              <w:t xml:space="preserve">Responde la pregunta. Usa evidencia matemática. Explica cómo la evidencia demuestra tu respuesta.</w:t>
+            </w:r>
+          </w:p>
+        </w:tc>
+      </w:tr>
+    </w:tbl>
+    <w:p>
+      <w:pPr>
+        <w:pStyle w:val="Heading2"/>
+        <w:spacing w:after="80" w:before="180"/>
+      </w:pPr>
+      <w:r>
+        <w:rPr>
+          <w:b/>
+          <w:bCs/>
+          <w:color w:val="12355B"/>
+          <w:sz w:val="24"/>
+          <w:szCs w:val="24"/>
+        </w:rPr>
+        <w:t xml:space="preserve">2. Plan Your Math Words</w:t>
+      </w:r>
+      <w:r>
+        <w:rPr>
+          <w:i/>
+          <w:iCs/>
+          <w:color w:val="1FA6A2"/>
+          <w:sz w:val="19"/>
+          <w:szCs w:val="19"/>
+        </w:rPr>
+        <w:t xml:space="preserve">   check at least two</w:t>
+      </w:r>
+    </w:p>
+    <w:p>
+      <w:pPr>
+        <w:spacing w:after="60"/>
+      </w:pPr>
+      <w:r>
+        <w:rPr>
+          <w:b/>
+          <w:bCs/>
+          <w:color w:val="1FA6A2"/>
+          <w:sz w:val="22"/>
+          <w:szCs w:val="22"/>
+        </w:rPr>
+        <w:t xml:space="preserve">☐  </w:t>
+      </w:r>
+      <w:r>
+        <w:rPr>
+          <w:b/>
+          <w:bCs/>
+          <w:color w:val="12355B"/>
+          <w:sz w:val="20"/>
+          <w:szCs w:val="20"/>
+        </w:rPr>
+        <w:t xml:space="preserve">Multiple — </w:t>
+      </w:r>
+      <w:r>
+        <w:rPr>
+          <w:sz w:val="20"/>
+          <w:szCs w:val="20"/>
+        </w:rPr>
+        <w:t xml:space="preserve">What you get when you multiply a number by 1, 2, 3, and so on.</w:t>
+      </w:r>
+      <w:r>
+        <w:rPr>
+          <w:i/>
+          <w:iCs/>
+          <w:color w:val="5F6F80"/>
+          <w:sz w:val="18"/>
+          <w:szCs w:val="18"/>
+        </w:rPr>
+        <w:br/>
+        <w:t xml:space="preserve">Múltiplo — Lo que obtienes al multiplicar un número por 1, 2, 3, y así.</w:t>
+      </w:r>
+    </w:p>
+    <w:p>
+      <w:pPr>
+        <w:spacing w:after="60"/>
+      </w:pPr>
+      <w:r>
+        <w:rPr>
+          <w:b/>
+          <w:bCs/>
+          <w:color w:val="1FA6A2"/>
+          <w:sz w:val="22"/>
+          <w:szCs w:val="22"/>
+        </w:rPr>
+        <w:t xml:space="preserve">☐  </w:t>
+      </w:r>
+      <w:r>
+        <w:rPr>
+          <w:b/>
+          <w:bCs/>
+          <w:color w:val="12355B"/>
+          <w:sz w:val="20"/>
+          <w:szCs w:val="20"/>
+        </w:rPr>
+        <w:t xml:space="preserve">Least common multiple — </w:t>
+      </w:r>
+      <w:r>
+        <w:rPr>
+          <w:sz w:val="20"/>
+          <w:szCs w:val="20"/>
+        </w:rPr>
+        <w:t xml:space="preserve">The smallest number that two or more numbers both go into.</w:t>
+      </w:r>
+      <w:r>
+        <w:rPr>
+          <w:i/>
+          <w:iCs/>
+          <w:color w:val="5F6F80"/>
+          <w:sz w:val="18"/>
+          <w:szCs w:val="18"/>
+        </w:rPr>
+        <w:br/>
+        <w:t xml:space="preserve">Mínimo común múltiplo — El número más pequeño al que llegan dos o más números al multiplicar.</w:t>
+      </w:r>
+    </w:p>
+    <w:p>
+      <w:pPr>
+        <w:spacing w:after="60"/>
+      </w:pPr>
+      <w:r>
+        <w:rPr>
+          <w:b/>
+          <w:bCs/>
+          <w:color w:val="1FA6A2"/>
+          <w:sz w:val="22"/>
+          <w:szCs w:val="22"/>
+        </w:rPr>
+        <w:t xml:space="preserve">☐  </w:t>
+      </w:r>
+      <w:r>
+        <w:rPr>
+          <w:b/>
+          <w:bCs/>
+          <w:color w:val="12355B"/>
+          <w:sz w:val="20"/>
+          <w:szCs w:val="20"/>
+        </w:rPr>
+        <w:t xml:space="preserve">Common multiple — </w:t>
+      </w:r>
+      <w:r>
+        <w:rPr>
+          <w:sz w:val="20"/>
+          <w:szCs w:val="20"/>
+        </w:rPr>
+        <w:t xml:space="preserve">A number that two or more numbers both go into.</w:t>
+      </w:r>
+      <w:r>
+        <w:rPr>
+          <w:i/>
+          <w:iCs/>
+          <w:color w:val="5F6F80"/>
+          <w:sz w:val="18"/>
+          <w:szCs w:val="18"/>
+        </w:rPr>
+        <w:br/>
+        <w:t xml:space="preserve">Múltiplo común — Un número al que llegan dos o más números al multiplicar.</w:t>
+      </w:r>
+    </w:p>
+    <w:p>
+      <w:pPr>
+        <w:spacing w:after="60"/>
+      </w:pPr>
+      <w:r>
+        <w:rPr>
+          <w:b/>
+          <w:bCs/>
+          <w:color w:val="1FA6A2"/>
+          <w:sz w:val="22"/>
+          <w:szCs w:val="22"/>
+        </w:rPr>
+        <w:t xml:space="preserve">☐  </w:t>
+      </w:r>
+      <w:r>
+        <w:rPr>
+          <w:b/>
+          <w:bCs/>
+          <w:color w:val="12355B"/>
+          <w:sz w:val="20"/>
+          <w:szCs w:val="20"/>
+        </w:rPr>
+        <w:t xml:space="preserve">Skip counting — </w:t>
+      </w:r>
+      <w:r>
+        <w:rPr>
+          <w:sz w:val="20"/>
+          <w:szCs w:val="20"/>
+        </w:rPr>
+        <w:t xml:space="preserve">Counting by a number, like 2, 4, 6, to list its multiples.</w:t>
+      </w:r>
+      <w:r>
+        <w:rPr>
+          <w:i/>
+          <w:iCs/>
+          <w:color w:val="5F6F80"/>
+          <w:sz w:val="18"/>
+          <w:szCs w:val="18"/>
+        </w:rPr>
+        <w:br/>
+        <w:t xml:space="preserve">Conteo salteado — Contar de un número en un número, como 2, 4, 6, para listar sus múltiplos.</w:t>
+      </w:r>
+    </w:p>
+    <w:p>
+      <w:pPr>
+        <w:spacing w:after="60"/>
+      </w:pPr>
+      <w:r>
+        <w:rPr>
+          <w:b/>
+          <w:bCs/>
+          <w:color w:val="1FA6A2"/>
+          <w:sz w:val="22"/>
+          <w:szCs w:val="22"/>
+        </w:rPr>
+        <w:t xml:space="preserve">☐  </w:t>
+      </w:r>
+      <w:r>
+        <w:rPr>
+          <w:b/>
+          <w:bCs/>
+          <w:color w:val="12355B"/>
+          <w:sz w:val="20"/>
+          <w:szCs w:val="20"/>
+        </w:rPr>
+        <w:t xml:space="preserve">Prime factorization — </w:t>
+      </w:r>
+      <w:r>
+        <w:rPr>
+          <w:sz w:val="20"/>
+          <w:szCs w:val="20"/>
+        </w:rPr>
+        <w:t xml:space="preserve">Writing a number as prime numbers multiplied together. It helps you find the LCM.</w:t>
+      </w:r>
+      <w:r>
+        <w:rPr>
+          <w:i/>
+          <w:iCs/>
+          <w:color w:val="5F6F80"/>
+          <w:sz w:val="18"/>
+          <w:szCs w:val="18"/>
+        </w:rPr>
+        <w:br/>
+        <w:t xml:space="preserve">Factorización prima — Escribir un número como números primos multiplicados. Ayuda a encontrar el mcm.</w:t>
+      </w:r>
+    </w:p>
+    <w:tbl>
+      <w:tblPr>
+        <w:tblW w:type="pct" w:w="100%"/>
+        <w:tblBorders>
+          <w:top w:val="single" w:color="1FA6A2" w:sz="8"/>
+          <w:left w:val="single" w:color="1FA6A2" w:sz="8"/>
+          <w:bottom w:val="single" w:color="1FA6A2" w:sz="8"/>
+          <w:right w:val="single" w:color="1FA6A2" w:sz="8"/>
+          <w:insideH w:val="single" w:color="auto" w:sz="4"/>
+          <w:insideV w:val="single" w:color="auto" w:sz="4"/>
+        </w:tblBorders>
+      </w:tblPr>
+      <w:tblGrid>
+        <w:gridCol w:w="100"/>
+      </w:tblGrid>
+      <w:tr>
+        <w:tc>
+          <w:tcPr>
+            <w:shd w:fill="F7FFFD" w:color="auto" w:val="clear"/>
+            <w:tcMar>
+              <w:top w:type="dxa" w:w="120"/>
+              <w:left w:type="dxa" w:w="180"/>
+              <w:bottom w:type="dxa" w:w="120"/>
+              <w:right w:type="dxa" w:w="180"/>
+            </w:tcMar>
+          </w:tcPr>
+          <w:p>
+            <w:pPr>
+              <w:spacing w:after="50"/>
+            </w:pPr>
+            <w:r>
+              <w:rPr>
+                <w:b/>
+                <w:bCs/>
+                <w:color w:val="1FA6A2"/>
+                <w:sz w:val="20"/>
+                <w:szCs w:val="20"/>
+              </w:rPr>
+              <w:t xml:space="preserve">Say it first:  </w:t>
+            </w:r>
+            <w:r>
+              <w:rPr>
+                <w:sz w:val="20"/>
+                <w:szCs w:val="20"/>
+              </w:rPr>
+              <w:t xml:space="preserve">Say your idea to a partner or quietly to yourself before you write.</w:t>
+            </w:r>
+          </w:p>
+          <w:p>
+            <w:pPr>
+              <w:spacing w:after="60"/>
+            </w:pPr>
+            <w:r>
+              <w:rPr>
+                <w:color w:val="1A2733"/>
                 <w:sz w:val="21"/>
                 <w:szCs w:val="21"/>
               </w:rPr>
-              <w:t xml:space="preserve">Astronaut Reyes checks the oxygen system every 4 hours. Astronaut Chen checks the water recycler every 6 hours. They both start their shifts at 6:00 AM. When is the next time both astronauts will be checking their systems at the same time?</w:t>
+              <w:t xml:space="preserve">The multiples of 4 are ___ and the multiples of 6 are ___.</w:t>
+            </w:r>
+            <w:r>
+              <w:rPr>
+                <w:i/>
+                <w:iCs/>
+                <w:color w:val="5F6F80"/>
+                <w:sz w:val="19"/>
+                <w:szCs w:val="19"/>
+              </w:rPr>
+              <w:br/>
+              <w:t xml:space="preserve">Los múltiplos de 4 son ___ y los múltiplos de 6 son ___.</w:t>
             </w:r>
           </w:p>
         </w:tc>
@@ -1334,81 +1684,6 @@
     </w:tbl>
     <w:p>
       <w:pPr>
-        <w:spacing w:after="80"/>
-      </w:pPr>
-      <w:r>
-        <w:t xml:space="preserve"/>
-      </w:r>
-    </w:p>
-    <w:p>
-      <w:pPr>
-        <w:spacing w:after="50" w:before="60"/>
-      </w:pPr>
-      <w:r>
-        <w:rPr>
-          <w:b/>
-          <w:bCs/>
-          <w:color w:val="12355B"/>
-          <w:sz w:val="21"/>
-          <w:szCs w:val="21"/>
-        </w:rPr>
-        <w:t xml:space="preserve">Think about:</w:t>
-      </w:r>
-    </w:p>
-    <w:p>
-      <w:pPr>
-        <w:spacing w:after="40"/>
-        <w:ind w:left="300"/>
-      </w:pPr>
-      <w:r>
-        <w:rPr>
-          <w:sz w:val="20"/>
-          <w:szCs w:val="20"/>
-        </w:rPr>
-        <w:t xml:space="preserve">•  How often does each astronaut check their system?</w:t>
-      </w:r>
-    </w:p>
-    <w:p>
-      <w:pPr>
-        <w:spacing w:after="40"/>
-        <w:ind w:left="300"/>
-      </w:pPr>
-      <w:r>
-        <w:rPr>
-          <w:sz w:val="20"/>
-          <w:szCs w:val="20"/>
-        </w:rPr>
-        <w:t xml:space="preserve">•  What times will each astronaut be doing checks?</w:t>
-      </w:r>
-    </w:p>
-    <w:p>
-      <w:pPr>
-        <w:spacing w:after="40"/>
-        <w:ind w:left="300"/>
-      </w:pPr>
-      <w:r>
-        <w:rPr>
-          <w:sz w:val="20"/>
-          <w:szCs w:val="20"/>
-        </w:rPr>
-        <w:t xml:space="preserve">•  When will both schedules line up at the same time?</w:t>
-      </w:r>
-    </w:p>
-    <w:p>
-      <w:pPr>
-        <w:spacing w:after="40"/>
-        <w:ind w:left="300"/>
-      </w:pPr>
-      <w:r>
-        <w:rPr>
-          <w:sz w:val="20"/>
-          <w:szCs w:val="20"/>
-        </w:rPr>
-        <w:t xml:space="preserve">•  Will their schedules ever line up more than once?</w:t>
-      </w:r>
-    </w:p>
-    <w:p>
-      <w:pPr>
         <w:pStyle w:val="Heading2"/>
         <w:spacing w:after="80" w:before="180"/>
       </w:pPr>
@@ -1420,419 +1695,17 @@
           <w:sz w:val="24"/>
           <w:szCs w:val="24"/>
         </w:rPr>
-        <w:t xml:space="preserve">Solved Example</w:t>
+        <w:t xml:space="preserve">3. Build Your Explanation</w:t>
       </w:r>
       <w:r>
         <w:rPr>
           <w:i/>
           <w:iCs/>
-          <w:color w:val="1FA6A2"/>
-          <w:sz w:val="19"/>
-          <w:szCs w:val="19"/>
-        </w:rPr>
-        <w:t xml:space="preserve">   I Do — watch each step</w:t>
-      </w:r>
-    </w:p>
-    <w:p>
-      <w:pPr>
-        <w:keepNext/>
-        <w:spacing w:after="40"/>
-      </w:pPr>
-      <w:r>
-        <w:rPr>
-          <w:b/>
-          <w:bCs/>
-          <w:color w:val="12355B"/>
-          <w:sz w:val="21"/>
-          <w:szCs w:val="21"/>
-        </w:rPr>
-        <w:t xml:space="preserve">Problem:  </w:t>
-      </w:r>
-      <w:r>
-        <w:rPr>
-          <w:sz w:val="21"/>
-          <w:szCs w:val="21"/>
-        </w:rPr>
-        <w:t xml:space="preserve">What is the LCM of 3 and 5?</w:t>
-      </w:r>
-    </w:p>
-    <w:p>
-      <w:pPr>
-        <w:spacing w:after="30"/>
-        <w:ind w:left="420"/>
-      </w:pPr>
-      <w:r>
-        <w:rPr>
-          <w:sz w:val="20"/>
-          <w:szCs w:val="20"/>
-        </w:rPr>
-        <w:t xml:space="preserve">A)  15</w:t>
-      </w:r>
-    </w:p>
-    <w:p>
-      <w:pPr>
-        <w:spacing w:after="30"/>
-        <w:ind w:left="420"/>
-      </w:pPr>
-      <w:r>
-        <w:rPr>
-          <w:sz w:val="20"/>
-          <w:szCs w:val="20"/>
-        </w:rPr>
-        <w:t xml:space="preserve">B)  3</w:t>
-      </w:r>
-    </w:p>
-    <w:p>
-      <w:pPr>
-        <w:spacing w:after="30"/>
-        <w:ind w:left="420"/>
-      </w:pPr>
-      <w:r>
-        <w:rPr>
-          <w:sz w:val="20"/>
-          <w:szCs w:val="20"/>
-        </w:rPr>
-        <w:t xml:space="preserve">C)  5</w:t>
-      </w:r>
-    </w:p>
-    <w:p>
-      <w:pPr>
-        <w:spacing w:after="30"/>
-        <w:ind w:left="420"/>
-      </w:pPr>
-      <w:r>
-        <w:rPr>
-          <w:sz w:val="20"/>
-          <w:szCs w:val="20"/>
-        </w:rPr>
-        <w:t xml:space="preserve">D)  30</w:t>
-      </w:r>
-    </w:p>
-    <w:p>
-      <w:pPr>
-        <w:spacing w:after="20" w:before="50"/>
-      </w:pPr>
-      <w:r>
-        <w:rPr>
-          <w:b/>
-          <w:bCs/>
-          <w:color w:val="1FA6A2"/>
-          <w:sz w:val="21"/>
-          <w:szCs w:val="21"/>
-        </w:rPr>
-        <w:t xml:space="preserve">Step 1:  </w:t>
-      </w:r>
-      <w:r>
-        <w:rPr>
-          <w:sz w:val="21"/>
-          <w:szCs w:val="21"/>
-        </w:rPr>
-        <w:t xml:space="preserve">Multiples of 3: 3, 6, 9, 12, 15, ...</w:t>
-      </w:r>
-    </w:p>
-    <w:p>
-      <w:pPr>
-        <w:spacing w:after="20" w:before="50"/>
-      </w:pPr>
-      <w:r>
-        <w:rPr>
-          <w:b/>
-          <w:bCs/>
-          <w:color w:val="1FA6A2"/>
-          <w:sz w:val="21"/>
-          <w:szCs w:val="21"/>
-        </w:rPr>
-        <w:t xml:space="preserve">Step 2:  </w:t>
-      </w:r>
-      <w:r>
-        <w:rPr>
-          <w:sz w:val="21"/>
-          <w:szCs w:val="21"/>
-        </w:rPr>
-        <w:t xml:space="preserve">Multiples of 5: 5, 10, 15, ...</w:t>
-      </w:r>
-    </w:p>
-    <w:p>
-      <w:pPr>
-        <w:spacing w:after="20" w:before="50"/>
-      </w:pPr>
-      <w:r>
-        <w:rPr>
-          <w:b/>
-          <w:bCs/>
-          <w:color w:val="1FA6A2"/>
-          <w:sz w:val="21"/>
-          <w:szCs w:val="21"/>
-        </w:rPr>
-        <w:t xml:space="preserve">Step 3:  </w:t>
-      </w:r>
-      <w:r>
-        <w:rPr>
-          <w:sz w:val="21"/>
-          <w:szCs w:val="21"/>
-        </w:rPr>
-        <w:t xml:space="preserve">The smallest common multiple is 15.</w:t>
-      </w:r>
-    </w:p>
-    <w:p>
-      <w:pPr>
-        <w:spacing w:after="40" w:before="60"/>
-      </w:pPr>
-      <w:r>
-        <w:rPr>
-          <w:b/>
-          <w:bCs/>
-          <w:color w:val="12355B"/>
-          <w:sz w:val="21"/>
-          <w:szCs w:val="21"/>
-        </w:rPr>
-        <w:t xml:space="preserve">Answer:  </w:t>
-      </w:r>
-      <w:r>
-        <w:rPr>
-          <w:b/>
-          <w:bCs/>
-          <w:sz w:val="21"/>
-          <w:szCs w:val="21"/>
-        </w:rPr>
-        <w:t xml:space="preserve">A. 15</w:t>
-      </w:r>
-    </w:p>
-    <w:p>
-      <w:pPr>
-        <w:pStyle w:val="Heading1"/>
-        <w:pageBreakBefore/>
-        <w:pBdr>
-          <w:bottom w:val="single" w:color="1FA6A2" w:sz="14" w:space="6"/>
-        </w:pBdr>
-        <w:spacing w:after="140" w:before="0"/>
-      </w:pPr>
-      <w:r>
-        <w:rPr>
-          <w:b/>
-          <w:bCs/>
-          <w:color w:val="12355B"/>
-          <w:sz w:val="30"/>
-          <w:szCs w:val="30"/>
-        </w:rPr>
-        <w:t xml:space="preserve">Guided Practice</w:t>
-      </w:r>
-    </w:p>
-    <w:p>
-      <w:pPr>
-        <w:pStyle w:val="Heading2"/>
-        <w:spacing w:after="80" w:before="180"/>
-      </w:pPr>
-      <w:r>
-        <w:rPr>
-          <w:b/>
-          <w:bCs/>
-          <w:color w:val="12355B"/>
-          <w:sz w:val="24"/>
-          <w:szCs w:val="24"/>
-        </w:rPr>
-        <w:t xml:space="preserve">Solve Together</w:t>
-      </w:r>
-      <w:r>
-        <w:rPr>
-          <w:i/>
-          <w:iCs/>
-          <w:color w:val="6B4FA0"/>
-          <w:sz w:val="19"/>
-          <w:szCs w:val="19"/>
-        </w:rPr>
-        <w:t xml:space="preserve">   We Do — work with your class</w:t>
-      </w:r>
-    </w:p>
-    <w:p>
-      <w:pPr>
-        <w:keepNext/>
-        <w:spacing w:after="40" w:before="40"/>
-      </w:pPr>
-      <w:r>
-        <w:rPr>
-          <w:b/>
-          <w:bCs/>
-          <w:color w:val="12355B"/>
-          <w:sz w:val="21"/>
-          <w:szCs w:val="21"/>
-        </w:rPr>
-        <w:t xml:space="preserve">Problem:  </w:t>
-      </w:r>
-      <w:r>
-        <w:rPr>
-          <w:sz w:val="21"/>
-          <w:szCs w:val="21"/>
-        </w:rPr>
-        <w:t xml:space="preserve">What is the LCM of 6 and 8?</w:t>
-      </w:r>
-    </w:p>
-    <w:p>
-      <w:pPr>
-        <w:spacing w:after="30"/>
-        <w:ind w:left="420"/>
-      </w:pPr>
-      <w:r>
-        <w:rPr>
-          <w:sz w:val="20"/>
-          <w:szCs w:val="20"/>
-        </w:rPr>
-        <w:t xml:space="preserve">A)  24</w:t>
-      </w:r>
-    </w:p>
-    <w:p>
-      <w:pPr>
-        <w:spacing w:after="30"/>
-        <w:ind w:left="420"/>
-      </w:pPr>
-      <w:r>
-        <w:rPr>
-          <w:sz w:val="20"/>
-          <w:szCs w:val="20"/>
-        </w:rPr>
-        <w:t xml:space="preserve">B)  48</w:t>
-      </w:r>
-    </w:p>
-    <w:p>
-      <w:pPr>
-        <w:spacing w:after="30"/>
-        <w:ind w:left="420"/>
-      </w:pPr>
-      <w:r>
-        <w:rPr>
-          <w:sz w:val="20"/>
-          <w:szCs w:val="20"/>
-        </w:rPr>
-        <w:t xml:space="preserve">C)  14</w:t>
-      </w:r>
-    </w:p>
-    <w:p>
-      <w:pPr>
-        <w:spacing w:after="30"/>
-        <w:ind w:left="420"/>
-      </w:pPr>
-      <w:r>
-        <w:rPr>
-          <w:sz w:val="20"/>
-          <w:szCs w:val="20"/>
-        </w:rPr>
-        <w:t xml:space="preserve">D)  6</w:t>
-      </w:r>
-    </w:p>
-    <w:p>
-      <w:pPr>
-        <w:keepNext/>
-        <w:spacing w:after="0" w:before="50"/>
-      </w:pPr>
-      <w:r>
-        <w:rPr>
-          <w:b/>
-          <w:bCs/>
-          <w:color w:val="6B4FA0"/>
-          <w:sz w:val="21"/>
-          <w:szCs w:val="21"/>
-        </w:rPr>
-        <w:t xml:space="preserve">Step 1:</w:t>
-      </w:r>
-    </w:p>
-    <w:p>
-      <w:pPr>
-        <w:pBdr>
-          <w:bottom w:val="single" w:color="AFBECC" w:sz="6"/>
-        </w:pBdr>
-        <w:spacing w:after="30" w:before="150"/>
-      </w:pPr>
-      <w:r>
-        <w:t xml:space="preserve"/>
-      </w:r>
-    </w:p>
-    <w:p>
-      <w:pPr>
-        <w:keepNext/>
-        <w:spacing w:after="0" w:before="50"/>
-      </w:pPr>
-      <w:r>
-        <w:rPr>
-          <w:b/>
-          <w:bCs/>
-          <w:color w:val="6B4FA0"/>
-          <w:sz w:val="21"/>
-          <w:szCs w:val="21"/>
-        </w:rPr>
-        <w:t xml:space="preserve">Step 2:</w:t>
-      </w:r>
-    </w:p>
-    <w:p>
-      <w:pPr>
-        <w:pBdr>
-          <w:bottom w:val="single" w:color="AFBECC" w:sz="6"/>
-        </w:pBdr>
-        <w:spacing w:after="30" w:before="150"/>
-      </w:pPr>
-      <w:r>
-        <w:t xml:space="preserve"/>
-      </w:r>
-    </w:p>
-    <w:p>
-      <w:pPr>
-        <w:keepNext/>
-        <w:spacing w:after="0" w:before="50"/>
-      </w:pPr>
-      <w:r>
-        <w:rPr>
-          <w:b/>
-          <w:bCs/>
-          <w:color w:val="6B4FA0"/>
-          <w:sz w:val="21"/>
-          <w:szCs w:val="21"/>
-        </w:rPr>
-        <w:t xml:space="preserve">Step 3:</w:t>
-      </w:r>
-    </w:p>
-    <w:p>
-      <w:pPr>
-        <w:pBdr>
-          <w:bottom w:val="single" w:color="AFBECC" w:sz="6"/>
-        </w:pBdr>
-        <w:spacing w:after="30" w:before="150"/>
-      </w:pPr>
-      <w:r>
-        <w:t xml:space="preserve"/>
-      </w:r>
-    </w:p>
-    <w:p>
-      <w:pPr>
-        <w:keepNext/>
-        <w:spacing w:after="0" w:before="60"/>
-      </w:pPr>
-      <w:r>
-        <w:rPr>
-          <w:b/>
-          <w:bCs/>
-          <w:color w:val="12355B"/>
-          <w:sz w:val="21"/>
-          <w:szCs w:val="21"/>
-        </w:rPr>
-        <w:t xml:space="preserve">Answer:</w:t>
-      </w:r>
-    </w:p>
-    <w:p>
-      <w:pPr>
-        <w:pBdr>
-          <w:bottom w:val="single" w:color="AFBECC" w:sz="6"/>
-        </w:pBdr>
-        <w:spacing w:after="30" w:before="150"/>
-      </w:pPr>
-      <w:r>
-        <w:t xml:space="preserve"/>
-      </w:r>
-    </w:p>
-    <w:p>
-      <w:pPr>
-        <w:spacing w:after="80"/>
-      </w:pPr>
-      <w:r>
-        <w:t xml:space="preserve"/>
+          <w:color w:val="B97A12"/>
+          <w:sz w:val="19"/>
+          <w:szCs w:val="19"/>
+        </w:rPr>
+        <w:t xml:space="preserve">   choose your support</w:t>
       </w:r>
     </w:p>
     <w:tbl>
@@ -1863,6 +1736,1429 @@
           </w:tcPr>
           <w:p>
             <w:pPr>
+              <w:spacing w:after="50"/>
+            </w:pPr>
+            <w:r>
+              <w:rPr>
+                <w:i/>
+                <w:iCs/>
+                <w:color w:val="5F6F80"/>
+                <w:sz w:val="19"/>
+                <w:szCs w:val="19"/>
+              </w:rPr>
+              <w:t xml:space="preserve">This model shows the parts of an explanation. It does not answer your writing question.</w:t>
+            </w:r>
+          </w:p>
+          <w:p>
+            <w:pPr>
+              <w:spacing w:after="80"/>
+            </w:pPr>
+            <w:r>
+              <w:rPr>
+                <w:b/>
+                <w:bCs/>
+                <w:color w:val="12355B"/>
+                <w:sz w:val="19"/>
+                <w:szCs w:val="19"/>
+              </w:rPr>
+              <w:t xml:space="preserve">Claim:  </w:t>
+            </w:r>
+            <w:r>
+              <w:rPr>
+                <w:sz w:val="19"/>
+                <w:szCs w:val="19"/>
+              </w:rPr>
+              <w:t xml:space="preserve">The next shared check is a common multiple of 4 and 6, not their sum.</w:t>
+            </w:r>
+          </w:p>
+          <w:p>
+            <w:pPr>
+              <w:spacing w:after="80"/>
+            </w:pPr>
+            <w:r>
+              <w:rPr>
+                <w:b/>
+                <w:bCs/>
+                <w:color w:val="12355B"/>
+                <w:sz w:val="19"/>
+                <w:szCs w:val="19"/>
+              </w:rPr>
+              <w:t xml:space="preserve">Evidence:  </w:t>
+            </w:r>
+            <w:r>
+              <w:rPr>
+                <w:sz w:val="19"/>
+                <w:szCs w:val="19"/>
+              </w:rPr>
+              <w:t xml:space="preserve">Students reason that each astronaut repeats on multiples of their own number, so they only overlap at a common multiple, and adding 4 + 6 does not land on both schedules.</w:t>
+            </w:r>
+          </w:p>
+          <w:p>
+            <w:pPr>
+              <w:spacing w:after="80"/>
+            </w:pPr>
+            <w:r>
+              <w:rPr>
+                <w:b/>
+                <w:bCs/>
+                <w:color w:val="12355B"/>
+                <w:sz w:val="19"/>
+                <w:szCs w:val="19"/>
+              </w:rPr>
+              <w:t xml:space="preserve">Reasoning:  </w:t>
+            </w:r>
+            <w:r>
+              <w:rPr>
+                <w:sz w:val="19"/>
+                <w:szCs w:val="19"/>
+              </w:rPr>
+              <w:t xml:space="preserve">This evidence connects the definition of multiple to the mathematical claim.</w:t>
+            </w:r>
+          </w:p>
+        </w:tc>
+      </w:tr>
+    </w:tbl>
+    <w:p>
+      <w:pPr>
+        <w:pStyle w:val="Heading2"/>
+        <w:spacing w:after="80" w:before="180"/>
+      </w:pPr>
+      <w:r>
+        <w:rPr>
+          <w:b/>
+          <w:bCs/>
+          <w:color w:val="12355B"/>
+          <w:sz w:val="24"/>
+          <w:szCs w:val="24"/>
+        </w:rPr>
+        <w:t xml:space="preserve">Start</w:t>
+      </w:r>
+      <w:r>
+        <w:rPr>
+          <w:i/>
+          <w:iCs/>
+          <w:color w:val="1FA6A2"/>
+          <w:sz w:val="19"/>
+          <w:szCs w:val="19"/>
+        </w:rPr>
+        <w:t xml:space="preserve">   Most language support</w:t>
+      </w:r>
+    </w:p>
+    <w:p>
+      <w:pPr>
+        <w:spacing w:after="60"/>
+      </w:pPr>
+      <w:r>
+        <w:rPr>
+          <w:color w:val="1A2733"/>
+          <w:sz w:val="21"/>
+          <w:szCs w:val="21"/>
+        </w:rPr>
+        <w:t xml:space="preserve">Complete the frames. Use the word bank.</w:t>
+      </w:r>
+      <w:r>
+        <w:rPr>
+          <w:i/>
+          <w:iCs/>
+          <w:color w:val="5F6F80"/>
+          <w:sz w:val="19"/>
+          <w:szCs w:val="19"/>
+        </w:rPr>
+        <w:br/>
+        <w:t xml:space="preserve">Completa las oraciones. Usa el banco de palabras.</w:t>
+      </w:r>
+    </w:p>
+    <w:p>
+      <w:pPr>
+        <w:spacing w:after="60"/>
+      </w:pPr>
+      <w:r>
+        <w:rPr>
+          <w:color w:val="1A2733"/>
+          <w:sz w:val="21"/>
+          <w:szCs w:val="21"/>
+        </w:rPr>
+        <w:t xml:space="preserve">The multiples of 4 are ___ and the multiples of 6 are ___.</w:t>
+      </w:r>
+      <w:r>
+        <w:rPr>
+          <w:i/>
+          <w:iCs/>
+          <w:color w:val="5F6F80"/>
+          <w:sz w:val="19"/>
+          <w:szCs w:val="19"/>
+        </w:rPr>
+        <w:br/>
+        <w:t xml:space="preserve">Los múltiplos de 4 son ___ y los múltiplos de 6 son ___.</w:t>
+      </w:r>
+    </w:p>
+    <w:p>
+      <w:pPr>
+        <w:spacing w:after="60"/>
+      </w:pPr>
+      <w:r>
+        <w:rPr>
+          <w:color w:val="1A2733"/>
+          <w:sz w:val="21"/>
+          <w:szCs w:val="21"/>
+        </w:rPr>
+        <w:t xml:space="preserve">The least common multiple is ___ because it is the ___ shared multiple.</w:t>
+      </w:r>
+      <w:r>
+        <w:rPr>
+          <w:i/>
+          <w:iCs/>
+          <w:color w:val="5F6F80"/>
+          <w:sz w:val="19"/>
+          <w:szCs w:val="19"/>
+        </w:rPr>
+        <w:br/>
+        <w:t xml:space="preserve">El mínimo común múltiplo es ___ porque es el múltiplo compartido más ___.</w:t>
+      </w:r>
+    </w:p>
+    <w:tbl>
+      <w:tblPr>
+        <w:tblW w:type="pct" w:w="100%"/>
+        <w:tblBorders>
+          <w:top w:val="single" w:color="C7D2DD" w:sz="6"/>
+          <w:left w:val="single" w:color="C7D2DD" w:sz="6"/>
+          <w:bottom w:val="single" w:color="C7D2DD" w:sz="6"/>
+          <w:right w:val="single" w:color="C7D2DD" w:sz="6"/>
+          <w:insideH w:val="single" w:color="auto" w:sz="4"/>
+          <w:insideV w:val="single" w:color="auto" w:sz="4"/>
+        </w:tblBorders>
+      </w:tblPr>
+      <w:tblGrid>
+        <w:gridCol w:w="100"/>
+      </w:tblGrid>
+      <w:tr>
+        <w:tc>
+          <w:tcPr>
+            <w:shd w:fill="FBF3E2" w:color="auto" w:val="clear"/>
+            <w:tcMar>
+              <w:top w:type="dxa" w:w="60"/>
+              <w:left w:type="dxa" w:w="120"/>
+              <w:bottom w:type="dxa" w:w="60"/>
+              <w:right w:type="dxa" w:w="120"/>
+            </w:tcMar>
+          </w:tcPr>
+          <w:p>
+            <w:pPr>
+              <w:spacing w:after="0" w:line="320"/>
+            </w:pPr>
+            <w:r>
+              <w:t xml:space="preserve"/>
+            </w:r>
+          </w:p>
+          <w:p>
+            <w:pPr>
+              <w:spacing w:after="0" w:line="320"/>
+            </w:pPr>
+            <w:r>
+              <w:t xml:space="preserve"/>
+            </w:r>
+          </w:p>
+          <w:p>
+            <w:pPr>
+              <w:spacing w:after="0" w:line="320"/>
+            </w:pPr>
+            <w:r>
+              <w:t xml:space="preserve"/>
+            </w:r>
+          </w:p>
+        </w:tc>
+      </w:tr>
+    </w:tbl>
+    <w:p>
+      <w:pPr>
+        <w:pStyle w:val="Heading2"/>
+        <w:spacing w:after="80" w:before="180"/>
+      </w:pPr>
+      <w:r>
+        <w:rPr>
+          <w:b/>
+          <w:bCs/>
+          <w:color w:val="12355B"/>
+          <w:sz w:val="24"/>
+          <w:szCs w:val="24"/>
+        </w:rPr>
+        <w:t xml:space="preserve">Build</w:t>
+      </w:r>
+      <w:r>
+        <w:rPr>
+          <w:i/>
+          <w:iCs/>
+          <w:color w:val="B97A12"/>
+          <w:sz w:val="19"/>
+          <w:szCs w:val="19"/>
+        </w:rPr>
+        <w:t xml:space="preserve">   Some language support</w:t>
+      </w:r>
+    </w:p>
+    <w:p>
+      <w:pPr>
+        <w:spacing w:after="60"/>
+      </w:pPr>
+      <w:r>
+        <w:rPr>
+          <w:color w:val="1A2733"/>
+          <w:sz w:val="21"/>
+          <w:szCs w:val="21"/>
+        </w:rPr>
+        <w:t xml:space="preserve">Write two connected sentences. Use because, so, or but.</w:t>
+      </w:r>
+      <w:r>
+        <w:rPr>
+          <w:i/>
+          <w:iCs/>
+          <w:color w:val="5F6F80"/>
+          <w:sz w:val="19"/>
+          <w:szCs w:val="19"/>
+        </w:rPr>
+        <w:br/>
+        <w:t xml:space="preserve">Escribe dos oraciones conectadas. Usa porque, entonces o pero.</w:t>
+      </w:r>
+    </w:p>
+    <w:p>
+      <w:pPr>
+        <w:spacing w:after="60"/>
+      </w:pPr>
+      <w:r>
+        <w:rPr>
+          <w:color w:val="1A2733"/>
+          <w:sz w:val="21"/>
+          <w:szCs w:val="21"/>
+        </w:rPr>
+        <w:t xml:space="preserve">My claim is ___.</w:t>
+      </w:r>
+      <w:r>
+        <w:rPr>
+          <w:i/>
+          <w:iCs/>
+          <w:color w:val="5F6F80"/>
+          <w:sz w:val="19"/>
+          <w:szCs w:val="19"/>
+        </w:rPr>
+        <w:br/>
+        <w:t xml:space="preserve">Mi afirmación es ___.</w:t>
+      </w:r>
+    </w:p>
+    <w:p>
+      <w:pPr>
+        <w:spacing w:after="60"/>
+      </w:pPr>
+      <w:r>
+        <w:rPr>
+          <w:color w:val="1A2733"/>
+          <w:sz w:val="21"/>
+          <w:szCs w:val="21"/>
+        </w:rPr>
+        <w:t xml:space="preserve">I know because ___.</w:t>
+      </w:r>
+      <w:r>
+        <w:rPr>
+          <w:i/>
+          <w:iCs/>
+          <w:color w:val="5F6F80"/>
+          <w:sz w:val="19"/>
+          <w:szCs w:val="19"/>
+        </w:rPr>
+        <w:br/>
+        <w:t xml:space="preserve">Lo sé porque ___.</w:t>
+      </w:r>
+    </w:p>
+    <w:p>
+      <w:pPr>
+        <w:spacing w:after="60"/>
+      </w:pPr>
+      <w:r>
+        <w:rPr>
+          <w:color w:val="1A2733"/>
+          <w:sz w:val="21"/>
+          <w:szCs w:val="21"/>
+        </w:rPr>
+        <w:t xml:space="preserve">So ___.</w:t>
+      </w:r>
+      <w:r>
+        <w:rPr>
+          <w:i/>
+          <w:iCs/>
+          <w:color w:val="5F6F80"/>
+          <w:sz w:val="19"/>
+          <w:szCs w:val="19"/>
+        </w:rPr>
+        <w:br/>
+        <w:t xml:space="preserve">Entonces ___.</w:t>
+      </w:r>
+    </w:p>
+    <w:tbl>
+      <w:tblPr>
+        <w:tblW w:type="pct" w:w="100%"/>
+        <w:tblBorders>
+          <w:top w:val="single" w:color="C7D2DD" w:sz="6"/>
+          <w:left w:val="single" w:color="C7D2DD" w:sz="6"/>
+          <w:bottom w:val="single" w:color="C7D2DD" w:sz="6"/>
+          <w:right w:val="single" w:color="C7D2DD" w:sz="6"/>
+          <w:insideH w:val="single" w:color="auto" w:sz="4"/>
+          <w:insideV w:val="single" w:color="auto" w:sz="4"/>
+        </w:tblBorders>
+      </w:tblPr>
+      <w:tblGrid>
+        <w:gridCol w:w="100"/>
+      </w:tblGrid>
+      <w:tr>
+        <w:tc>
+          <w:tcPr>
+            <w:shd w:fill="FBF3E2" w:color="auto" w:val="clear"/>
+            <w:tcMar>
+              <w:top w:type="dxa" w:w="60"/>
+              <w:left w:type="dxa" w:w="120"/>
+              <w:bottom w:type="dxa" w:w="60"/>
+              <w:right w:type="dxa" w:w="120"/>
+            </w:tcMar>
+          </w:tcPr>
+          <w:p>
+            <w:pPr>
+              <w:spacing w:after="0" w:line="320"/>
+            </w:pPr>
+            <w:r>
+              <w:t xml:space="preserve"/>
+            </w:r>
+          </w:p>
+          <w:p>
+            <w:pPr>
+              <w:spacing w:after="0" w:line="320"/>
+            </w:pPr>
+            <w:r>
+              <w:t xml:space="preserve"/>
+            </w:r>
+          </w:p>
+          <w:p>
+            <w:pPr>
+              <w:spacing w:after="0" w:line="320"/>
+            </w:pPr>
+            <w:r>
+              <w:t xml:space="preserve"/>
+            </w:r>
+          </w:p>
+        </w:tc>
+      </w:tr>
+    </w:tbl>
+    <w:p>
+      <w:pPr>
+        <w:pStyle w:val="Heading2"/>
+        <w:spacing w:after="80" w:before="180"/>
+      </w:pPr>
+      <w:r>
+        <w:rPr>
+          <w:b/>
+          <w:bCs/>
+          <w:color w:val="12355B"/>
+          <w:sz w:val="24"/>
+          <w:szCs w:val="24"/>
+        </w:rPr>
+        <w:t xml:space="preserve">Explain</w:t>
+      </w:r>
+      <w:r>
+        <w:rPr>
+          <w:i/>
+          <w:iCs/>
+          <w:color w:val="B97A12"/>
+          <w:sz w:val="19"/>
+          <w:szCs w:val="19"/>
+        </w:rPr>
+        <w:t xml:space="preserve">   Light language support</w:t>
+      </w:r>
+    </w:p>
+    <w:p>
+      <w:pPr>
+        <w:spacing w:after="60"/>
+      </w:pPr>
+      <w:r>
+        <w:rPr>
+          <w:color w:val="1A2733"/>
+          <w:sz w:val="21"/>
+          <w:szCs w:val="21"/>
+        </w:rPr>
+        <w:t xml:space="preserve">Write a claim, give math evidence, and explain your reasoning.</w:t>
+      </w:r>
+      <w:r>
+        <w:rPr>
+          <w:i/>
+          <w:iCs/>
+          <w:color w:val="5F6F80"/>
+          <w:sz w:val="19"/>
+          <w:szCs w:val="19"/>
+        </w:rPr>
+        <w:br/>
+        <w:t xml:space="preserve">Escribe una afirmación, da evidencia matemática y explica tu razonamiento.</w:t>
+      </w:r>
+    </w:p>
+    <w:p>
+      <w:pPr>
+        <w:spacing w:after="60"/>
+      </w:pPr>
+      <w:r>
+        <w:rPr>
+          <w:color w:val="1A2733"/>
+          <w:sz w:val="21"/>
+          <w:szCs w:val="21"/>
+        </w:rPr>
+        <w:t xml:space="preserve">My claim is ___.</w:t>
+      </w:r>
+      <w:r>
+        <w:rPr>
+          <w:i/>
+          <w:iCs/>
+          <w:color w:val="5F6F80"/>
+          <w:sz w:val="19"/>
+          <w:szCs w:val="19"/>
+        </w:rPr>
+        <w:br/>
+        <w:t xml:space="preserve">Mi afirmación es ___.</w:t>
+      </w:r>
+    </w:p>
+    <w:p>
+      <w:pPr>
+        <w:spacing w:after="60"/>
+      </w:pPr>
+      <w:r>
+        <w:rPr>
+          <w:color w:val="1A2733"/>
+          <w:sz w:val="21"/>
+          <w:szCs w:val="21"/>
+        </w:rPr>
+        <w:t xml:space="preserve">My math evidence is ___.</w:t>
+      </w:r>
+      <w:r>
+        <w:rPr>
+          <w:i/>
+          <w:iCs/>
+          <w:color w:val="5F6F80"/>
+          <w:sz w:val="19"/>
+          <w:szCs w:val="19"/>
+        </w:rPr>
+        <w:br/>
+        <w:t xml:space="preserve">Mi evidencia matemática es ___.</w:t>
+      </w:r>
+    </w:p>
+    <w:p>
+      <w:pPr>
+        <w:spacing w:after="60"/>
+      </w:pPr>
+      <w:r>
+        <w:rPr>
+          <w:color w:val="1A2733"/>
+          <w:sz w:val="21"/>
+          <w:szCs w:val="21"/>
+        </w:rPr>
+        <w:t xml:space="preserve">This proves ___ because ___.</w:t>
+      </w:r>
+      <w:r>
+        <w:rPr>
+          <w:i/>
+          <w:iCs/>
+          <w:color w:val="5F6F80"/>
+          <w:sz w:val="19"/>
+          <w:szCs w:val="19"/>
+        </w:rPr>
+        <w:br/>
+        <w:t xml:space="preserve">Esto demuestra ___ porque ___.</w:t>
+      </w:r>
+    </w:p>
+    <w:tbl>
+      <w:tblPr>
+        <w:tblW w:type="pct" w:w="100%"/>
+        <w:tblBorders>
+          <w:top w:val="single" w:color="C7D2DD" w:sz="6"/>
+          <w:left w:val="single" w:color="C7D2DD" w:sz="6"/>
+          <w:bottom w:val="single" w:color="C7D2DD" w:sz="6"/>
+          <w:right w:val="single" w:color="C7D2DD" w:sz="6"/>
+          <w:insideH w:val="single" w:color="auto" w:sz="4"/>
+          <w:insideV w:val="single" w:color="auto" w:sz="4"/>
+        </w:tblBorders>
+      </w:tblPr>
+      <w:tblGrid>
+        <w:gridCol w:w="100"/>
+      </w:tblGrid>
+      <w:tr>
+        <w:tc>
+          <w:tcPr>
+            <w:shd w:fill="FBF3E2" w:color="auto" w:val="clear"/>
+            <w:tcMar>
+              <w:top w:type="dxa" w:w="60"/>
+              <w:left w:type="dxa" w:w="120"/>
+              <w:bottom w:type="dxa" w:w="60"/>
+              <w:right w:type="dxa" w:w="120"/>
+            </w:tcMar>
+          </w:tcPr>
+          <w:p>
+            <w:pPr>
+              <w:spacing w:after="0" w:line="320"/>
+            </w:pPr>
+            <w:r>
+              <w:t xml:space="preserve"/>
+            </w:r>
+          </w:p>
+          <w:p>
+            <w:pPr>
+              <w:spacing w:after="0" w:line="320"/>
+            </w:pPr>
+            <w:r>
+              <w:t xml:space="preserve"/>
+            </w:r>
+          </w:p>
+          <w:p>
+            <w:pPr>
+              <w:spacing w:after="0" w:line="320"/>
+            </w:pPr>
+            <w:r>
+              <w:t xml:space="preserve"/>
+            </w:r>
+          </w:p>
+          <w:p>
+            <w:pPr>
+              <w:spacing w:after="0" w:line="320"/>
+            </w:pPr>
+            <w:r>
+              <w:t xml:space="preserve"/>
+            </w:r>
+          </w:p>
+          <w:p>
+            <w:pPr>
+              <w:spacing w:after="0" w:line="320"/>
+            </w:pPr>
+            <w:r>
+              <w:t xml:space="preserve"/>
+            </w:r>
+          </w:p>
+        </w:tc>
+      </w:tr>
+    </w:tbl>
+    <w:p>
+      <w:pPr>
+        <w:pStyle w:val="Heading2"/>
+        <w:spacing w:after="80" w:before="180"/>
+      </w:pPr>
+      <w:r>
+        <w:rPr>
+          <w:b/>
+          <w:bCs/>
+          <w:color w:val="12355B"/>
+          <w:sz w:val="24"/>
+          <w:szCs w:val="24"/>
+        </w:rPr>
+        <w:t xml:space="preserve">4. Check Your Explanation</w:t>
+      </w:r>
+      <w:r>
+        <w:rPr>
+          <w:i/>
+          <w:iCs/>
+          <w:color w:val="1FA6A2"/>
+          <w:sz w:val="19"/>
+          <w:szCs w:val="19"/>
+        </w:rPr>
+        <w:t xml:space="preserve">   five quick checks</w:t>
+      </w:r>
+    </w:p>
+    <w:p>
+      <w:pPr>
+        <w:spacing w:after="80"/>
+      </w:pPr>
+      <w:r>
+        <w:rPr>
+          <w:b/>
+          <w:bCs/>
+          <w:color w:val="1FA6A2"/>
+          <w:sz w:val="22"/>
+          <w:szCs w:val="22"/>
+        </w:rPr>
+        <w:t xml:space="preserve">☐  </w:t>
+      </w:r>
+      <w:r>
+        <w:rPr>
+          <w:sz w:val="20"/>
+          <w:szCs w:val="20"/>
+        </w:rPr>
+        <w:t xml:space="preserve">I answered the question.</w:t>
+      </w:r>
+      <w:r>
+        <w:rPr>
+          <w:i/>
+          <w:iCs/>
+          <w:color w:val="5F6F80"/>
+          <w:sz w:val="18"/>
+          <w:szCs w:val="18"/>
+        </w:rPr>
+        <w:br/>
+        <w:t xml:space="preserve">Respondí la pregunta.</w:t>
+      </w:r>
+    </w:p>
+    <w:p>
+      <w:pPr>
+        <w:spacing w:after="80"/>
+      </w:pPr>
+      <w:r>
+        <w:rPr>
+          <w:b/>
+          <w:bCs/>
+          <w:color w:val="1FA6A2"/>
+          <w:sz w:val="22"/>
+          <w:szCs w:val="22"/>
+        </w:rPr>
+        <w:t xml:space="preserve">☐  </w:t>
+      </w:r>
+      <w:r>
+        <w:rPr>
+          <w:sz w:val="20"/>
+          <w:szCs w:val="20"/>
+        </w:rPr>
+        <w:t xml:space="preserve">I used math evidence: numbers, an equation, a model, or a comparison.</w:t>
+      </w:r>
+      <w:r>
+        <w:rPr>
+          <w:i/>
+          <w:iCs/>
+          <w:color w:val="5F6F80"/>
+          <w:sz w:val="18"/>
+          <w:szCs w:val="18"/>
+        </w:rPr>
+        <w:br/>
+        <w:t xml:space="preserve">Usé evidencia matemática: números, una ecuación, un modelo o una comparación.</w:t>
+      </w:r>
+    </w:p>
+    <w:p>
+      <w:pPr>
+        <w:spacing w:after="80"/>
+      </w:pPr>
+      <w:r>
+        <w:rPr>
+          <w:b/>
+          <w:bCs/>
+          <w:color w:val="1FA6A2"/>
+          <w:sz w:val="22"/>
+          <w:szCs w:val="22"/>
+        </w:rPr>
+        <w:t xml:space="preserve">☐  </w:t>
+      </w:r>
+      <w:r>
+        <w:rPr>
+          <w:sz w:val="20"/>
+          <w:szCs w:val="20"/>
+        </w:rPr>
+        <w:t xml:space="preserve">I explained how the evidence proves my answer.</w:t>
+      </w:r>
+      <w:r>
+        <w:rPr>
+          <w:i/>
+          <w:iCs/>
+          <w:color w:val="5F6F80"/>
+          <w:sz w:val="18"/>
+          <w:szCs w:val="18"/>
+        </w:rPr>
+        <w:br/>
+        <w:t xml:space="preserve">Expliqué cómo la evidencia demuestra mi respuesta.</w:t>
+      </w:r>
+    </w:p>
+    <w:p>
+      <w:pPr>
+        <w:spacing w:after="80"/>
+      </w:pPr>
+      <w:r>
+        <w:rPr>
+          <w:b/>
+          <w:bCs/>
+          <w:color w:val="1FA6A2"/>
+          <w:sz w:val="22"/>
+          <w:szCs w:val="22"/>
+        </w:rPr>
+        <w:t xml:space="preserve">☐  </w:t>
+      </w:r>
+      <w:r>
+        <w:rPr>
+          <w:sz w:val="20"/>
+          <w:szCs w:val="20"/>
+        </w:rPr>
+        <w:t xml:space="preserve">I used at least two math words.</w:t>
+      </w:r>
+      <w:r>
+        <w:rPr>
+          <w:i/>
+          <w:iCs/>
+          <w:color w:val="5F6F80"/>
+          <w:sz w:val="18"/>
+          <w:szCs w:val="18"/>
+        </w:rPr>
+        <w:br/>
+        <w:t xml:space="preserve">Usé por lo menos dos palabras matemáticas.</w:t>
+      </w:r>
+    </w:p>
+    <w:p>
+      <w:pPr>
+        <w:spacing w:after="80"/>
+      </w:pPr>
+      <w:r>
+        <w:rPr>
+          <w:b/>
+          <w:bCs/>
+          <w:color w:val="1FA6A2"/>
+          <w:sz w:val="22"/>
+          <w:szCs w:val="22"/>
+        </w:rPr>
+        <w:t xml:space="preserve">☐  </w:t>
+      </w:r>
+      <w:r>
+        <w:rPr>
+          <w:sz w:val="20"/>
+          <w:szCs w:val="20"/>
+        </w:rPr>
+        <w:t xml:space="preserve">I reread complete sentences and punctuation.</w:t>
+      </w:r>
+      <w:r>
+        <w:rPr>
+          <w:i/>
+          <w:iCs/>
+          <w:color w:val="5F6F80"/>
+          <w:sz w:val="18"/>
+          <w:szCs w:val="18"/>
+        </w:rPr>
+        <w:br/>
+        <w:t xml:space="preserve">Volví a leer mis oraciones completas y la puntuación.</w:t>
+      </w:r>
+    </w:p>
+    <w:p>
+      <w:pPr>
+        <w:pStyle w:val="Heading1"/>
+        <w:pageBreakBefore/>
+        <w:pBdr>
+          <w:bottom w:val="single" w:color="1FA6A2" w:sz="14" w:space="6"/>
+        </w:pBdr>
+        <w:spacing w:after="140" w:before="0"/>
+      </w:pPr>
+      <w:r>
+        <w:rPr>
+          <w:b/>
+          <w:bCs/>
+          <w:color w:val="12355B"/>
+          <w:sz w:val="30"/>
+          <w:szCs w:val="30"/>
+        </w:rPr>
+        <w:t xml:space="preserve">Worked Example</w:t>
+      </w:r>
+    </w:p>
+    <w:p>
+      <w:pPr>
+        <w:pStyle w:val="Heading2"/>
+        <w:spacing w:after="80" w:before="180"/>
+      </w:pPr>
+      <w:r>
+        <w:rPr>
+          <w:b/>
+          <w:bCs/>
+          <w:color w:val="12355B"/>
+          <w:sz w:val="24"/>
+          <w:szCs w:val="24"/>
+        </w:rPr>
+        <w:t xml:space="preserve">Watch &amp; Read</w:t>
+      </w:r>
+      <w:r>
+        <w:rPr>
+          <w:i/>
+          <w:iCs/>
+          <w:color w:val="1FA6A2"/>
+          <w:sz w:val="19"/>
+          <w:szCs w:val="19"/>
+        </w:rPr>
+        <w:t xml:space="preserve">   I Do — follow along with your teacher</w:t>
+      </w:r>
+    </w:p>
+    <w:tbl>
+      <w:tblPr>
+        <w:tblW w:type="pct" w:w="100%"/>
+        <w:tblBorders>
+          <w:top w:val="single" w:color="1FA6A2" w:sz="8"/>
+          <w:left w:val="single" w:color="1FA6A2" w:sz="8"/>
+          <w:bottom w:val="single" w:color="1FA6A2" w:sz="8"/>
+          <w:right w:val="single" w:color="1FA6A2" w:sz="8"/>
+          <w:insideH w:val="single" w:color="auto" w:sz="4"/>
+          <w:insideV w:val="single" w:color="auto" w:sz="4"/>
+        </w:tblBorders>
+      </w:tblPr>
+      <w:tblGrid>
+        <w:gridCol w:w="100"/>
+      </w:tblGrid>
+      <w:tr>
+        <w:tc>
+          <w:tcPr>
+            <w:shd w:fill="E6F4F3" w:color="auto" w:val="clear"/>
+            <w:tcMar>
+              <w:top w:type="dxa" w:w="120"/>
+              <w:left w:type="dxa" w:w="180"/>
+              <w:bottom w:type="dxa" w:w="120"/>
+              <w:right w:type="dxa" w:w="180"/>
+            </w:tcMar>
+          </w:tcPr>
+          <w:p>
+            <w:pPr>
+              <w:spacing w:after="60"/>
+            </w:pPr>
+            <w:r>
+              <w:rPr>
+                <w:b/>
+                <w:bCs/>
+                <w:color w:val="12355B"/>
+                <w:sz w:val="22"/>
+                <w:szCs w:val="22"/>
+              </w:rPr>
+              <w:t xml:space="preserve">Space Station Shift Scheduler</w:t>
+            </w:r>
+          </w:p>
+          <w:p>
+            <w:pPr>
+              <w:spacing w:after="0"/>
+            </w:pPr>
+            <w:r>
+              <w:rPr>
+                <w:sz w:val="21"/>
+                <w:szCs w:val="21"/>
+              </w:rPr>
+              <w:t xml:space="preserve">Astronaut Reyes checks the oxygen system every 4 hours. Astronaut Chen checks the water recycler every 6 hours. They both start their shifts at 6:00 AM. When is the next time both astronauts will be checking their systems at the same time?</w:t>
+            </w:r>
+          </w:p>
+        </w:tc>
+      </w:tr>
+    </w:tbl>
+    <w:p>
+      <w:pPr>
+        <w:spacing w:after="80"/>
+      </w:pPr>
+      <w:r>
+        <w:t xml:space="preserve"/>
+      </w:r>
+    </w:p>
+    <w:p>
+      <w:pPr>
+        <w:spacing w:after="50" w:before="60"/>
+      </w:pPr>
+      <w:r>
+        <w:rPr>
+          <w:b/>
+          <w:bCs/>
+          <w:color w:val="12355B"/>
+          <w:sz w:val="21"/>
+          <w:szCs w:val="21"/>
+        </w:rPr>
+        <w:t xml:space="preserve">Think about:</w:t>
+      </w:r>
+    </w:p>
+    <w:p>
+      <w:pPr>
+        <w:spacing w:after="40"/>
+        <w:ind w:left="300"/>
+      </w:pPr>
+      <w:r>
+        <w:rPr>
+          <w:sz w:val="20"/>
+          <w:szCs w:val="20"/>
+        </w:rPr>
+        <w:t xml:space="preserve">•  How often does each astronaut check their system?</w:t>
+      </w:r>
+    </w:p>
+    <w:p>
+      <w:pPr>
+        <w:spacing w:after="40"/>
+        <w:ind w:left="300"/>
+      </w:pPr>
+      <w:r>
+        <w:rPr>
+          <w:sz w:val="20"/>
+          <w:szCs w:val="20"/>
+        </w:rPr>
+        <w:t xml:space="preserve">•  What times will each astronaut be doing checks?</w:t>
+      </w:r>
+    </w:p>
+    <w:p>
+      <w:pPr>
+        <w:spacing w:after="40"/>
+        <w:ind w:left="300"/>
+      </w:pPr>
+      <w:r>
+        <w:rPr>
+          <w:sz w:val="20"/>
+          <w:szCs w:val="20"/>
+        </w:rPr>
+        <w:t xml:space="preserve">•  When will both schedules line up at the same time?</w:t>
+      </w:r>
+    </w:p>
+    <w:p>
+      <w:pPr>
+        <w:spacing w:after="40"/>
+        <w:ind w:left="300"/>
+      </w:pPr>
+      <w:r>
+        <w:rPr>
+          <w:sz w:val="20"/>
+          <w:szCs w:val="20"/>
+        </w:rPr>
+        <w:t xml:space="preserve">•  Will their schedules ever line up more than once?</w:t>
+      </w:r>
+    </w:p>
+    <w:p>
+      <w:pPr>
+        <w:pStyle w:val="Heading2"/>
+        <w:spacing w:after="80" w:before="180"/>
+      </w:pPr>
+      <w:r>
+        <w:rPr>
+          <w:b/>
+          <w:bCs/>
+          <w:color w:val="12355B"/>
+          <w:sz w:val="24"/>
+          <w:szCs w:val="24"/>
+        </w:rPr>
+        <w:t xml:space="preserve">Solved Example</w:t>
+      </w:r>
+      <w:r>
+        <w:rPr>
+          <w:i/>
+          <w:iCs/>
+          <w:color w:val="1FA6A2"/>
+          <w:sz w:val="19"/>
+          <w:szCs w:val="19"/>
+        </w:rPr>
+        <w:t xml:space="preserve">   I Do — watch each step</w:t>
+      </w:r>
+    </w:p>
+    <w:p>
+      <w:pPr>
+        <w:keepNext/>
+        <w:spacing w:after="40"/>
+      </w:pPr>
+      <w:r>
+        <w:rPr>
+          <w:b/>
+          <w:bCs/>
+          <w:color w:val="12355B"/>
+          <w:sz w:val="21"/>
+          <w:szCs w:val="21"/>
+        </w:rPr>
+        <w:t xml:space="preserve">Problem:  </w:t>
+      </w:r>
+      <w:r>
+        <w:rPr>
+          <w:sz w:val="21"/>
+          <w:szCs w:val="21"/>
+        </w:rPr>
+        <w:t xml:space="preserve">What is the LCM of 3 and 5?</w:t>
+      </w:r>
+    </w:p>
+    <w:p>
+      <w:pPr>
+        <w:spacing w:after="30"/>
+        <w:ind w:left="420"/>
+      </w:pPr>
+      <w:r>
+        <w:rPr>
+          <w:sz w:val="20"/>
+          <w:szCs w:val="20"/>
+        </w:rPr>
+        <w:t xml:space="preserve">A)  15</w:t>
+      </w:r>
+    </w:p>
+    <w:p>
+      <w:pPr>
+        <w:spacing w:after="30"/>
+        <w:ind w:left="420"/>
+      </w:pPr>
+      <w:r>
+        <w:rPr>
+          <w:sz w:val="20"/>
+          <w:szCs w:val="20"/>
+        </w:rPr>
+        <w:t xml:space="preserve">B)  3</w:t>
+      </w:r>
+    </w:p>
+    <w:p>
+      <w:pPr>
+        <w:spacing w:after="30"/>
+        <w:ind w:left="420"/>
+      </w:pPr>
+      <w:r>
+        <w:rPr>
+          <w:sz w:val="20"/>
+          <w:szCs w:val="20"/>
+        </w:rPr>
+        <w:t xml:space="preserve">C)  5</w:t>
+      </w:r>
+    </w:p>
+    <w:p>
+      <w:pPr>
+        <w:spacing w:after="30"/>
+        <w:ind w:left="420"/>
+      </w:pPr>
+      <w:r>
+        <w:rPr>
+          <w:sz w:val="20"/>
+          <w:szCs w:val="20"/>
+        </w:rPr>
+        <w:t xml:space="preserve">D)  30</w:t>
+      </w:r>
+    </w:p>
+    <w:p>
+      <w:pPr>
+        <w:spacing w:after="20" w:before="50"/>
+      </w:pPr>
+      <w:r>
+        <w:rPr>
+          <w:b/>
+          <w:bCs/>
+          <w:color w:val="1FA6A2"/>
+          <w:sz w:val="21"/>
+          <w:szCs w:val="21"/>
+        </w:rPr>
+        <w:t xml:space="preserve">Step 1:  </w:t>
+      </w:r>
+      <w:r>
+        <w:rPr>
+          <w:sz w:val="21"/>
+          <w:szCs w:val="21"/>
+        </w:rPr>
+        <w:t xml:space="preserve">Multiples of 3: 3, 6, 9, 12, 15, ...</w:t>
+      </w:r>
+    </w:p>
+    <w:p>
+      <w:pPr>
+        <w:spacing w:after="20" w:before="50"/>
+      </w:pPr>
+      <w:r>
+        <w:rPr>
+          <w:b/>
+          <w:bCs/>
+          <w:color w:val="1FA6A2"/>
+          <w:sz w:val="21"/>
+          <w:szCs w:val="21"/>
+        </w:rPr>
+        <w:t xml:space="preserve">Step 2:  </w:t>
+      </w:r>
+      <w:r>
+        <w:rPr>
+          <w:sz w:val="21"/>
+          <w:szCs w:val="21"/>
+        </w:rPr>
+        <w:t xml:space="preserve">Multiples of 5: 5, 10, 15, ...</w:t>
+      </w:r>
+    </w:p>
+    <w:p>
+      <w:pPr>
+        <w:spacing w:after="20" w:before="50"/>
+      </w:pPr>
+      <w:r>
+        <w:rPr>
+          <w:b/>
+          <w:bCs/>
+          <w:color w:val="1FA6A2"/>
+          <w:sz w:val="21"/>
+          <w:szCs w:val="21"/>
+        </w:rPr>
+        <w:t xml:space="preserve">Step 3:  </w:t>
+      </w:r>
+      <w:r>
+        <w:rPr>
+          <w:sz w:val="21"/>
+          <w:szCs w:val="21"/>
+        </w:rPr>
+        <w:t xml:space="preserve">The smallest common multiple is 15.</w:t>
+      </w:r>
+    </w:p>
+    <w:p>
+      <w:pPr>
+        <w:spacing w:after="40" w:before="60"/>
+      </w:pPr>
+      <w:r>
+        <w:rPr>
+          <w:b/>
+          <w:bCs/>
+          <w:color w:val="12355B"/>
+          <w:sz w:val="21"/>
+          <w:szCs w:val="21"/>
+        </w:rPr>
+        <w:t xml:space="preserve">Answer:  </w:t>
+      </w:r>
+      <w:r>
+        <w:rPr>
+          <w:b/>
+          <w:bCs/>
+          <w:sz w:val="21"/>
+          <w:szCs w:val="21"/>
+        </w:rPr>
+        <w:t xml:space="preserve">A. 15</w:t>
+      </w:r>
+    </w:p>
+    <w:p>
+      <w:pPr>
+        <w:pStyle w:val="Heading1"/>
+        <w:pageBreakBefore/>
+        <w:pBdr>
+          <w:bottom w:val="single" w:color="1FA6A2" w:sz="14" w:space="6"/>
+        </w:pBdr>
+        <w:spacing w:after="140" w:before="0"/>
+      </w:pPr>
+      <w:r>
+        <w:rPr>
+          <w:b/>
+          <w:bCs/>
+          <w:color w:val="12355B"/>
+          <w:sz w:val="30"/>
+          <w:szCs w:val="30"/>
+        </w:rPr>
+        <w:t xml:space="preserve">Guided Practice</w:t>
+      </w:r>
+    </w:p>
+    <w:p>
+      <w:pPr>
+        <w:pStyle w:val="Heading2"/>
+        <w:spacing w:after="80" w:before="180"/>
+      </w:pPr>
+      <w:r>
+        <w:rPr>
+          <w:b/>
+          <w:bCs/>
+          <w:color w:val="12355B"/>
+          <w:sz w:val="24"/>
+          <w:szCs w:val="24"/>
+        </w:rPr>
+        <w:t xml:space="preserve">Solve Together</w:t>
+      </w:r>
+      <w:r>
+        <w:rPr>
+          <w:i/>
+          <w:iCs/>
+          <w:color w:val="6B4FA0"/>
+          <w:sz w:val="19"/>
+          <w:szCs w:val="19"/>
+        </w:rPr>
+        <w:t xml:space="preserve">   We Do — work with your class</w:t>
+      </w:r>
+    </w:p>
+    <w:p>
+      <w:pPr>
+        <w:keepNext/>
+        <w:spacing w:after="40" w:before="40"/>
+      </w:pPr>
+      <w:r>
+        <w:rPr>
+          <w:b/>
+          <w:bCs/>
+          <w:color w:val="12355B"/>
+          <w:sz w:val="21"/>
+          <w:szCs w:val="21"/>
+        </w:rPr>
+        <w:t xml:space="preserve">Problem:  </w:t>
+      </w:r>
+      <w:r>
+        <w:rPr>
+          <w:sz w:val="21"/>
+          <w:szCs w:val="21"/>
+        </w:rPr>
+        <w:t xml:space="preserve">What is the LCM of 6 and 8?</w:t>
+      </w:r>
+    </w:p>
+    <w:p>
+      <w:pPr>
+        <w:spacing w:after="30"/>
+        <w:ind w:left="420"/>
+      </w:pPr>
+      <w:r>
+        <w:rPr>
+          <w:sz w:val="20"/>
+          <w:szCs w:val="20"/>
+        </w:rPr>
+        <w:t xml:space="preserve">A)  24</w:t>
+      </w:r>
+    </w:p>
+    <w:p>
+      <w:pPr>
+        <w:spacing w:after="30"/>
+        <w:ind w:left="420"/>
+      </w:pPr>
+      <w:r>
+        <w:rPr>
+          <w:sz w:val="20"/>
+          <w:szCs w:val="20"/>
+        </w:rPr>
+        <w:t xml:space="preserve">B)  48</w:t>
+      </w:r>
+    </w:p>
+    <w:p>
+      <w:pPr>
+        <w:spacing w:after="30"/>
+        <w:ind w:left="420"/>
+      </w:pPr>
+      <w:r>
+        <w:rPr>
+          <w:sz w:val="20"/>
+          <w:szCs w:val="20"/>
+        </w:rPr>
+        <w:t xml:space="preserve">C)  14</w:t>
+      </w:r>
+    </w:p>
+    <w:p>
+      <w:pPr>
+        <w:spacing w:after="30"/>
+        <w:ind w:left="420"/>
+      </w:pPr>
+      <w:r>
+        <w:rPr>
+          <w:sz w:val="20"/>
+          <w:szCs w:val="20"/>
+        </w:rPr>
+        <w:t xml:space="preserve">D)  6</w:t>
+      </w:r>
+    </w:p>
+    <w:p>
+      <w:pPr>
+        <w:keepNext/>
+        <w:spacing w:after="0" w:before="50"/>
+      </w:pPr>
+      <w:r>
+        <w:rPr>
+          <w:b/>
+          <w:bCs/>
+          <w:color w:val="6B4FA0"/>
+          <w:sz w:val="21"/>
+          <w:szCs w:val="21"/>
+        </w:rPr>
+        <w:t xml:space="preserve">Step 1:</w:t>
+      </w:r>
+    </w:p>
+    <w:p>
+      <w:pPr>
+        <w:pBdr>
+          <w:bottom w:val="single" w:color="AFBECC" w:sz="6"/>
+        </w:pBdr>
+        <w:spacing w:after="30" w:before="150"/>
+      </w:pPr>
+      <w:r>
+        <w:t xml:space="preserve"/>
+      </w:r>
+    </w:p>
+    <w:p>
+      <w:pPr>
+        <w:keepNext/>
+        <w:spacing w:after="0" w:before="50"/>
+      </w:pPr>
+      <w:r>
+        <w:rPr>
+          <w:b/>
+          <w:bCs/>
+          <w:color w:val="6B4FA0"/>
+          <w:sz w:val="21"/>
+          <w:szCs w:val="21"/>
+        </w:rPr>
+        <w:t xml:space="preserve">Step 2:</w:t>
+      </w:r>
+    </w:p>
+    <w:p>
+      <w:pPr>
+        <w:pBdr>
+          <w:bottom w:val="single" w:color="AFBECC" w:sz="6"/>
+        </w:pBdr>
+        <w:spacing w:after="30" w:before="150"/>
+      </w:pPr>
+      <w:r>
+        <w:t xml:space="preserve"/>
+      </w:r>
+    </w:p>
+    <w:p>
+      <w:pPr>
+        <w:keepNext/>
+        <w:spacing w:after="0" w:before="50"/>
+      </w:pPr>
+      <w:r>
+        <w:rPr>
+          <w:b/>
+          <w:bCs/>
+          <w:color w:val="6B4FA0"/>
+          <w:sz w:val="21"/>
+          <w:szCs w:val="21"/>
+        </w:rPr>
+        <w:t xml:space="preserve">Step 3:</w:t>
+      </w:r>
+    </w:p>
+    <w:p>
+      <w:pPr>
+        <w:pBdr>
+          <w:bottom w:val="single" w:color="AFBECC" w:sz="6"/>
+        </w:pBdr>
+        <w:spacing w:after="30" w:before="150"/>
+      </w:pPr>
+      <w:r>
+        <w:t xml:space="preserve"/>
+      </w:r>
+    </w:p>
+    <w:p>
+      <w:pPr>
+        <w:keepNext/>
+        <w:spacing w:after="0" w:before="60"/>
+      </w:pPr>
+      <w:r>
+        <w:rPr>
+          <w:b/>
+          <w:bCs/>
+          <w:color w:val="12355B"/>
+          <w:sz w:val="21"/>
+          <w:szCs w:val="21"/>
+        </w:rPr>
+        <w:t xml:space="preserve">Answer:</w:t>
+      </w:r>
+    </w:p>
+    <w:p>
+      <w:pPr>
+        <w:pBdr>
+          <w:bottom w:val="single" w:color="AFBECC" w:sz="6"/>
+        </w:pBdr>
+        <w:spacing w:after="30" w:before="150"/>
+      </w:pPr>
+      <w:r>
+        <w:t xml:space="preserve"/>
+      </w:r>
+    </w:p>
+    <w:p>
+      <w:pPr>
+        <w:spacing w:after="80"/>
+      </w:pPr>
+      <w:r>
+        <w:t xml:space="preserve"/>
+      </w:r>
+    </w:p>
+    <w:tbl>
+      <w:tblPr>
+        <w:tblW w:type="pct" w:w="100%"/>
+        <w:tblBorders>
+          <w:top w:val="single" w:color="BBD0DE" w:sz="8"/>
+          <w:left w:val="single" w:color="BBD0DE" w:sz="8"/>
+          <w:bottom w:val="single" w:color="BBD0DE" w:sz="8"/>
+          <w:right w:val="single" w:color="BBD0DE" w:sz="8"/>
+          <w:insideH w:val="single" w:color="auto" w:sz="4"/>
+          <w:insideV w:val="single" w:color="auto" w:sz="4"/>
+        </w:tblBorders>
+      </w:tblPr>
+      <w:tblGrid>
+        <w:gridCol w:w="100"/>
+      </w:tblGrid>
+      <w:tr>
+        <w:tc>
+          <w:tcPr>
+            <w:shd w:fill="EEF4F8" w:color="auto" w:val="clear"/>
+            <w:tcMar>
+              <w:top w:type="dxa" w:w="120"/>
+              <w:left w:type="dxa" w:w="180"/>
+              <w:bottom w:type="dxa" w:w="120"/>
+              <w:right w:type="dxa" w:w="180"/>
+            </w:tcMar>
+          </w:tcPr>
+          <w:p>
+            <w:pPr>
               <w:spacing w:after="60"/>
             </w:pPr>
             <w:r>
@@ -3467,6 +4763,97 @@
           <w:szCs w:val="19"/>
         </w:rPr>
         <w:t xml:space="preserve">  — Multiples of 9: 9, 18, 27, 36, ... Multiples of 12: 12, 24, 36, ... The smallest common multiple is 36.</w:t>
+      </w:r>
+    </w:p>
+    <w:p>
+      <w:pPr>
+        <w:pStyle w:val="Heading2"/>
+        <w:spacing w:after="80" w:before="180"/>
+      </w:pPr>
+      <w:r>
+        <w:rPr>
+          <w:b/>
+          <w:bCs/>
+          <w:color w:val="12355B"/>
+          <w:sz w:val="24"/>
+          <w:szCs w:val="24"/>
+        </w:rPr>
+        <w:t xml:space="preserve">Math Writing Criteria</w:t>
+      </w:r>
+    </w:p>
+    <w:p>
+      <w:pPr>
+        <w:spacing w:after="100"/>
+      </w:pPr>
+      <w:r>
+        <w:rPr>
+          <w:i/>
+          <w:iCs/>
+          <w:color w:val="5F6F80"/>
+          <w:sz w:val="19"/>
+          <w:szCs w:val="19"/>
+        </w:rPr>
+        <w:t xml:space="preserve">The support level changes the amount of language scaffolding, not the mathematical expectation.</w:t>
+      </w:r>
+    </w:p>
+    <w:p>
+      <w:pPr>
+        <w:spacing w:after="80"/>
+      </w:pPr>
+      <w:r>
+        <w:rPr>
+          <w:sz w:val="20"/>
+          <w:szCs w:val="20"/>
+        </w:rPr>
+        <w:t xml:space="preserve">☐  I answered the question.</w:t>
+      </w:r>
+    </w:p>
+    <w:p>
+      <w:pPr>
+        <w:spacing w:after="80"/>
+      </w:pPr>
+      <w:r>
+        <w:rPr>
+          <w:sz w:val="20"/>
+          <w:szCs w:val="20"/>
+        </w:rPr>
+        <w:t xml:space="preserve">☐  I used math evidence: numbers, an equation, a model, or a comparison.</w:t>
+      </w:r>
+    </w:p>
+    <w:p>
+      <w:pPr>
+        <w:spacing w:after="80"/>
+      </w:pPr>
+      <w:r>
+        <w:rPr>
+          <w:sz w:val="20"/>
+          <w:szCs w:val="20"/>
+        </w:rPr>
+        <w:t xml:space="preserve">☐  I explained how the evidence proves my answer.</w:t>
+      </w:r>
+    </w:p>
+    <w:p>
+      <w:pPr>
+        <w:spacing w:after="80"/>
+      </w:pPr>
+      <w:r>
+        <w:rPr>
+          <w:sz w:val="20"/>
+          <w:szCs w:val="20"/>
+        </w:rPr>
+        <w:t xml:space="preserve">☐  I used at least two math words.</w:t>
+      </w:r>
+    </w:p>
+    <w:p>
+      <w:pPr>
+        <w:spacing w:after="80"/>
+      </w:pPr>
+      <w:r>
+        <w:rPr>
+          <w:sz w:val="20"/>
+          <w:szCs w:val="20"/>
+        </w:rPr>
+        <w:t xml:space="preserve">☐  I reread complete sentences and punctuation.</w:t>
       </w:r>
     </w:p>
     <w:sectPr>

--- a/lessons/1-3/downloads/1-3-notes-teacher.docx
+++ b/lessons/1-3/downloads/1-3-notes-teacher.docx
@@ -366,7 +366,7 @@
           </w:p>
           <w:p>
             <w:pPr>
-              <w:spacing w:after="0"/>
+              <w:spacing w:after="40"/>
             </w:pPr>
             <w:r>
               <w:rPr>
@@ -376,262 +376,29 @@
               <w:t xml:space="preserve">A picture, diagram, table, or equation that shows the mathematics in a situation.</w:t>
             </w:r>
           </w:p>
-        </w:tc>
-      </w:tr>
-    </w:tbl>
-    <w:tbl>
-      <w:tblPr>
-        <w:tblW w:type="pct" w:w="100%"/>
-        <w:tblBorders>
-          <w:top w:val="none" w:color="FFFFFF" w:sz="0"/>
-          <w:left w:val="none" w:color="FFFFFF" w:sz="0"/>
-          <w:bottom w:val="single" w:color="C7D2DD" w:sz="4"/>
-          <w:right w:val="none" w:color="FFFFFF" w:sz="0"/>
-          <w:insideH w:val="none" w:color="FFFFFF" w:sz="0"/>
-          <w:insideV w:val="none" w:color="FFFFFF" w:sz="0"/>
-        </w:tblBorders>
-      </w:tblPr>
-      <w:tblGrid>
-        <w:gridCol w:w="1800"/>
-        <w:gridCol w:w="7560"/>
-      </w:tblGrid>
-      <w:tr>
-        <w:trPr>
-          <w:cantSplit/>
-        </w:trPr>
-        <w:tc>
-          <w:tcPr>
-            <w:tcW w:type="dxa" w:w="1800"/>
-            <w:tcMar>
-              <w:top w:type="dxa" w:w="100"/>
-              <w:left w:type="dxa" w:w="40"/>
-              <w:bottom w:type="dxa" w:w="100"/>
-              <w:right w:type="dxa" w:w="120"/>
-            </w:tcMar>
-            <w:vAlign w:val="center"/>
-          </w:tcPr>
           <w:p>
             <w:pPr>
               <w:spacing w:after="0"/>
-              <w:jc w:val="center"/>
-            </w:pPr>
-            <w:r>
-              <w:drawing>
-                <wp:inline distT="0" distB="0" distL="0" distR="0">
-                  <wp:extent cx="1047750" cy="790575"/>
-                  <wp:effectExtent t="0" r="0" b="0" l="0"/>
-                  <wp:docPr id="1" name="" descr="" title=""/>
-                  <wp:cNvGraphicFramePr>
-                    <a:graphicFrameLocks xmlns:a="http://schemas.openxmlformats.org/drawingml/2006/main" noChangeAspect="1"/>
-                  </wp:cNvGraphicFramePr>
-                  <a:graphic xmlns:a="http://schemas.openxmlformats.org/drawingml/2006/main">
-                    <a:graphicData uri="http://schemas.openxmlformats.org/drawingml/2006/picture">
-                      <pic:pic xmlns:pic="http://schemas.openxmlformats.org/drawingml/2006/picture">
-                        <pic:nvPicPr>
-                          <pic:cNvPr id="0" name="" descr=""/>
-                          <pic:cNvPicPr>
-                            <a:picLocks noChangeAspect="1" noChangeArrowheads="1"/>
-                          </pic:cNvPicPr>
-                        </pic:nvPicPr>
-                        <pic:blipFill>
-                          <a:blip r:embed="rId9" cstate="none"/>
-                          <a:srcRect/>
-                          <a:stretch>
-                            <a:fillRect/>
-                          </a:stretch>
-                        </pic:blipFill>
-                        <pic:spPr bwMode="auto">
-                          <a:xfrm>
-                            <a:off x="0" y="0"/>
-                            <a:ext cx="1047750" cy="790575"/>
-                          </a:xfrm>
-                          <a:prstGeom prst="rect">
-                            <a:avLst/>
-                          </a:prstGeom>
-                        </pic:spPr>
-                      </pic:pic>
-                    </a:graphicData>
-                  </a:graphic>
-                </wp:inline>
-              </w:drawing>
-            </w:r>
-          </w:p>
-        </w:tc>
-        <w:tc>
-          <w:tcPr>
-            <w:tcW w:type="dxa" w:w="7560"/>
-            <w:tcMar>
-              <w:top w:type="dxa" w:w="100"/>
-              <w:left w:type="dxa" w:w="40"/>
-              <w:bottom w:type="dxa" w:w="100"/>
-              <w:right w:type="dxa" w:w="40"/>
-            </w:tcMar>
-            <w:vAlign w:val="center"/>
-          </w:tcPr>
-          <w:p>
-            <w:pPr>
-              <w:spacing w:after="50"/>
             </w:pPr>
             <w:r>
               <w:rPr>
                 <w:b/>
                 <w:bCs/>
-                <w:color w:val="12355B"/>
-                <w:sz w:val="24"/>
-                <w:szCs w:val="24"/>
+                <w:color w:val="1FA6A2"/>
+                <w:sz w:val="18"/>
+                <w:szCs w:val="18"/>
               </w:rPr>
-              <w:t xml:space="preserve">tape diagram</w:t>
+              <w:t xml:space="preserve">Example:  </w:t>
             </w:r>
             <w:r>
               <w:rPr>
                 <w:i/>
                 <w:iCs/>
                 <w:color w:val="5F6F80"/>
-                <w:sz w:val="19"/>
-                <w:szCs w:val="19"/>
+                <w:sz w:val="18"/>
+                <w:szCs w:val="18"/>
               </w:rPr>
-              <w:t xml:space="preserve">   diagrama de cintas</w:t>
-            </w:r>
-          </w:p>
-          <w:p>
-            <w:pPr>
-              <w:spacing w:after="0"/>
-            </w:pPr>
-            <w:r>
-              <w:rPr>
-                <w:sz w:val="21"/>
-                <w:szCs w:val="21"/>
-              </w:rPr>
-              <w:t xml:space="preserve">A rectangle cut into equal parts that helps you visualize how a total breaks apart.</w:t>
-            </w:r>
-          </w:p>
-        </w:tc>
-      </w:tr>
-    </w:tbl>
-    <w:tbl>
-      <w:tblPr>
-        <w:tblW w:type="pct" w:w="100%"/>
-        <w:tblBorders>
-          <w:top w:val="none" w:color="FFFFFF" w:sz="0"/>
-          <w:left w:val="none" w:color="FFFFFF" w:sz="0"/>
-          <w:bottom w:val="single" w:color="C7D2DD" w:sz="4"/>
-          <w:right w:val="none" w:color="FFFFFF" w:sz="0"/>
-          <w:insideH w:val="none" w:color="FFFFFF" w:sz="0"/>
-          <w:insideV w:val="none" w:color="FFFFFF" w:sz="0"/>
-        </w:tblBorders>
-      </w:tblPr>
-      <w:tblGrid>
-        <w:gridCol w:w="1800"/>
-        <w:gridCol w:w="7560"/>
-      </w:tblGrid>
-      <w:tr>
-        <w:trPr>
-          <w:cantSplit/>
-        </w:trPr>
-        <w:tc>
-          <w:tcPr>
-            <w:tcW w:type="dxa" w:w="1800"/>
-            <w:tcMar>
-              <w:top w:type="dxa" w:w="100"/>
-              <w:left w:type="dxa" w:w="40"/>
-              <w:bottom w:type="dxa" w:w="100"/>
-              <w:right w:type="dxa" w:w="120"/>
-            </w:tcMar>
-            <w:vAlign w:val="center"/>
-          </w:tcPr>
-          <w:p>
-            <w:pPr>
-              <w:spacing w:after="0"/>
-              <w:jc w:val="center"/>
-            </w:pPr>
-            <w:r>
-              <w:drawing>
-                <wp:inline distT="0" distB="0" distL="0" distR="0">
-                  <wp:extent cx="1047750" cy="790575"/>
-                  <wp:effectExtent t="0" r="0" b="0" l="0"/>
-                  <wp:docPr id="1" name="" descr="" title=""/>
-                  <wp:cNvGraphicFramePr>
-                    <a:graphicFrameLocks xmlns:a="http://schemas.openxmlformats.org/drawingml/2006/main" noChangeAspect="1"/>
-                  </wp:cNvGraphicFramePr>
-                  <a:graphic xmlns:a="http://schemas.openxmlformats.org/drawingml/2006/main">
-                    <a:graphicData uri="http://schemas.openxmlformats.org/drawingml/2006/picture">
-                      <pic:pic xmlns:pic="http://schemas.openxmlformats.org/drawingml/2006/picture">
-                        <pic:nvPicPr>
-                          <pic:cNvPr id="0" name="" descr=""/>
-                          <pic:cNvPicPr>
-                            <a:picLocks noChangeAspect="1" noChangeArrowheads="1"/>
-                          </pic:cNvPicPr>
-                        </pic:nvPicPr>
-                        <pic:blipFill>
-                          <a:blip r:embed="rId9" cstate="none"/>
-                          <a:srcRect/>
-                          <a:stretch>
-                            <a:fillRect/>
-                          </a:stretch>
-                        </pic:blipFill>
-                        <pic:spPr bwMode="auto">
-                          <a:xfrm>
-                            <a:off x="0" y="0"/>
-                            <a:ext cx="1047750" cy="790575"/>
-                          </a:xfrm>
-                          <a:prstGeom prst="rect">
-                            <a:avLst/>
-                          </a:prstGeom>
-                        </pic:spPr>
-                      </pic:pic>
-                    </a:graphicData>
-                  </a:graphic>
-                </wp:inline>
-              </w:drawing>
-            </w:r>
-          </w:p>
-        </w:tc>
-        <w:tc>
-          <w:tcPr>
-            <w:tcW w:type="dxa" w:w="7560"/>
-            <w:tcMar>
-              <w:top w:type="dxa" w:w="100"/>
-              <w:left w:type="dxa" w:w="40"/>
-              <w:bottom w:type="dxa" w:w="100"/>
-              <w:right w:type="dxa" w:w="40"/>
-            </w:tcMar>
-            <w:vAlign w:val="center"/>
-          </w:tcPr>
-          <w:p>
-            <w:pPr>
-              <w:spacing w:after="50"/>
-            </w:pPr>
-            <w:r>
-              <w:rPr>
-                <w:b/>
-                <w:bCs/>
-                <w:color w:val="12355B"/>
-                <w:sz w:val="24"/>
-                <w:szCs w:val="24"/>
-              </w:rPr>
-              <w:t xml:space="preserve">tool</w:t>
-            </w:r>
-            <w:r>
-              <w:rPr>
-                <w:i/>
-                <w:iCs/>
-                <w:color w:val="5F6F80"/>
-                <w:sz w:val="19"/>
-                <w:szCs w:val="19"/>
-              </w:rPr>
-              <w:t xml:space="preserve">   herramienta</w:t>
-            </w:r>
-          </w:p>
-          <w:p>
-            <w:pPr>
-              <w:spacing w:after="0"/>
-            </w:pPr>
-            <w:r>
-              <w:rPr>
-                <w:sz w:val="21"/>
-                <w:szCs w:val="21"/>
-              </w:rPr>
-              <w:t xml:space="preserve">Anything you choose to help you see relationships and solve a problem — a table, a diagram, a graph.</w:t>
+              <w:t xml:space="preserve">The same 12 shown three ways: a tape diagram, a table, and 3 × 4.</w:t>
             </w:r>
           </w:p>
         </w:tc>
@@ -738,7 +505,7 @@
                 <w:sz w:val="24"/>
                 <w:szCs w:val="24"/>
               </w:rPr>
-              <w:t xml:space="preserve">ordered pair</w:t>
+              <w:t xml:space="preserve">tape diagram</w:t>
             </w:r>
             <w:r>
               <w:rPr>
@@ -748,19 +515,44 @@
                 <w:sz w:val="19"/>
                 <w:szCs w:val="19"/>
               </w:rPr>
-              <w:t xml:space="preserve">   par ordenado</w:t>
-            </w:r>
-          </w:p>
-          <w:p>
-            <w:pPr>
-              <w:spacing w:after="0"/>
+              <w:t xml:space="preserve">   diagrama de cintas</w:t>
+            </w:r>
+          </w:p>
+          <w:p>
+            <w:pPr>
+              <w:spacing w:after="40"/>
             </w:pPr>
             <w:r>
               <w:rPr>
                 <w:sz w:val="21"/>
                 <w:szCs w:val="21"/>
               </w:rPr>
-              <w:t xml:space="preserve">Two numbers that go together, like a time and a number of trips, that you can plot as a point.</w:t>
+              <w:t xml:space="preserve">A rectangle cut into equal parts that helps you visualize how a total breaks apart.</w:t>
+            </w:r>
+          </w:p>
+          <w:p>
+            <w:pPr>
+              <w:spacing w:after="0"/>
+            </w:pPr>
+            <w:r>
+              <w:rPr>
+                <w:b/>
+                <w:bCs/>
+                <w:color w:val="1FA6A2"/>
+                <w:sz w:val="18"/>
+                <w:szCs w:val="18"/>
+              </w:rPr>
+              <w:t xml:space="preserve">Example:  </w:t>
+            </w:r>
+            <w:r>
+              <w:rPr>
+                <w:i/>
+                <w:iCs/>
+                <w:color w:val="5F6F80"/>
+                <w:sz w:val="18"/>
+                <w:szCs w:val="18"/>
+              </w:rPr>
+              <w:t xml:space="preserve">One bar of 4,000 passengers cut into equal groups of 80.</w:t>
             </w:r>
           </w:p>
         </w:tc>
@@ -821,7 +613,7 @@
                           </pic:cNvPicPr>
                         </pic:nvPicPr>
                         <pic:blipFill>
-                          <a:blip r:embed="rId9" cstate="none"/>
+                          <a:blip r:embed="rId11" cstate="none"/>
                           <a:srcRect/>
                           <a:stretch>
                             <a:fillRect/>
@@ -867,6 +659,314 @@
                 <w:sz w:val="24"/>
                 <w:szCs w:val="24"/>
               </w:rPr>
+              <w:t xml:space="preserve">tool</w:t>
+            </w:r>
+            <w:r>
+              <w:rPr>
+                <w:i/>
+                <w:iCs/>
+                <w:color w:val="5F6F80"/>
+                <w:sz w:val="19"/>
+                <w:szCs w:val="19"/>
+              </w:rPr>
+              <w:t xml:space="preserve">   herramienta</w:t>
+            </w:r>
+          </w:p>
+          <w:p>
+            <w:pPr>
+              <w:spacing w:after="40"/>
+            </w:pPr>
+            <w:r>
+              <w:rPr>
+                <w:sz w:val="21"/>
+                <w:szCs w:val="21"/>
+              </w:rPr>
+              <w:t xml:space="preserve">Anything you choose to help you see relationships and solve a problem — a table, a diagram, a graph.</w:t>
+            </w:r>
+          </w:p>
+          <w:p>
+            <w:pPr>
+              <w:spacing w:after="0"/>
+            </w:pPr>
+            <w:r>
+              <w:rPr>
+                <w:b/>
+                <w:bCs/>
+                <w:color w:val="1FA6A2"/>
+                <w:sz w:val="18"/>
+                <w:szCs w:val="18"/>
+              </w:rPr>
+              <w:t xml:space="preserve">Example:  </w:t>
+            </w:r>
+            <w:r>
+              <w:rPr>
+                <w:i/>
+                <w:iCs/>
+                <w:color w:val="5F6F80"/>
+                <w:sz w:val="18"/>
+                <w:szCs w:val="18"/>
+              </w:rPr>
+              <w:t xml:space="preserve">A table, a number line, or a tape diagram — whichever shows the relationship.</w:t>
+            </w:r>
+          </w:p>
+        </w:tc>
+      </w:tr>
+    </w:tbl>
+    <w:tbl>
+      <w:tblPr>
+        <w:tblW w:type="pct" w:w="100%"/>
+        <w:tblBorders>
+          <w:top w:val="none" w:color="FFFFFF" w:sz="0"/>
+          <w:left w:val="none" w:color="FFFFFF" w:sz="0"/>
+          <w:bottom w:val="single" w:color="C7D2DD" w:sz="4"/>
+          <w:right w:val="none" w:color="FFFFFF" w:sz="0"/>
+          <w:insideH w:val="none" w:color="FFFFFF" w:sz="0"/>
+          <w:insideV w:val="none" w:color="FFFFFF" w:sz="0"/>
+        </w:tblBorders>
+      </w:tblPr>
+      <w:tblGrid>
+        <w:gridCol w:w="1800"/>
+        <w:gridCol w:w="7560"/>
+      </w:tblGrid>
+      <w:tr>
+        <w:trPr>
+          <w:cantSplit/>
+        </w:trPr>
+        <w:tc>
+          <w:tcPr>
+            <w:tcW w:type="dxa" w:w="1800"/>
+            <w:tcMar>
+              <w:top w:type="dxa" w:w="100"/>
+              <w:left w:type="dxa" w:w="40"/>
+              <w:bottom w:type="dxa" w:w="100"/>
+              <w:right w:type="dxa" w:w="120"/>
+            </w:tcMar>
+            <w:vAlign w:val="center"/>
+          </w:tcPr>
+          <w:p>
+            <w:pPr>
+              <w:spacing w:after="0"/>
+              <w:jc w:val="center"/>
+            </w:pPr>
+            <w:r>
+              <w:drawing>
+                <wp:inline distT="0" distB="0" distL="0" distR="0">
+                  <wp:extent cx="1047750" cy="790575"/>
+                  <wp:effectExtent t="0" r="0" b="0" l="0"/>
+                  <wp:docPr id="1" name="" descr="" title=""/>
+                  <wp:cNvGraphicFramePr>
+                    <a:graphicFrameLocks xmlns:a="http://schemas.openxmlformats.org/drawingml/2006/main" noChangeAspect="1"/>
+                  </wp:cNvGraphicFramePr>
+                  <a:graphic xmlns:a="http://schemas.openxmlformats.org/drawingml/2006/main">
+                    <a:graphicData uri="http://schemas.openxmlformats.org/drawingml/2006/picture">
+                      <pic:pic xmlns:pic="http://schemas.openxmlformats.org/drawingml/2006/picture">
+                        <pic:nvPicPr>
+                          <pic:cNvPr id="0" name="" descr=""/>
+                          <pic:cNvPicPr>
+                            <a:picLocks noChangeAspect="1" noChangeArrowheads="1"/>
+                          </pic:cNvPicPr>
+                        </pic:nvPicPr>
+                        <pic:blipFill>
+                          <a:blip r:embed="rId12" cstate="none"/>
+                          <a:srcRect/>
+                          <a:stretch>
+                            <a:fillRect/>
+                          </a:stretch>
+                        </pic:blipFill>
+                        <pic:spPr bwMode="auto">
+                          <a:xfrm>
+                            <a:off x="0" y="0"/>
+                            <a:ext cx="1047750" cy="790575"/>
+                          </a:xfrm>
+                          <a:prstGeom prst="rect">
+                            <a:avLst/>
+                          </a:prstGeom>
+                        </pic:spPr>
+                      </pic:pic>
+                    </a:graphicData>
+                  </a:graphic>
+                </wp:inline>
+              </w:drawing>
+            </w:r>
+          </w:p>
+        </w:tc>
+        <w:tc>
+          <w:tcPr>
+            <w:tcW w:type="dxa" w:w="7560"/>
+            <w:tcMar>
+              <w:top w:type="dxa" w:w="100"/>
+              <w:left w:type="dxa" w:w="40"/>
+              <w:bottom w:type="dxa" w:w="100"/>
+              <w:right w:type="dxa" w:w="40"/>
+            </w:tcMar>
+            <w:vAlign w:val="center"/>
+          </w:tcPr>
+          <w:p>
+            <w:pPr>
+              <w:spacing w:after="50"/>
+            </w:pPr>
+            <w:r>
+              <w:rPr>
+                <w:b/>
+                <w:bCs/>
+                <w:color w:val="12355B"/>
+                <w:sz w:val="24"/>
+                <w:szCs w:val="24"/>
+              </w:rPr>
+              <w:t xml:space="preserve">ordered pair</w:t>
+            </w:r>
+            <w:r>
+              <w:rPr>
+                <w:i/>
+                <w:iCs/>
+                <w:color w:val="5F6F80"/>
+                <w:sz w:val="19"/>
+                <w:szCs w:val="19"/>
+              </w:rPr>
+              <w:t xml:space="preserve">   par ordenado</w:t>
+            </w:r>
+          </w:p>
+          <w:p>
+            <w:pPr>
+              <w:spacing w:after="40"/>
+            </w:pPr>
+            <w:r>
+              <w:rPr>
+                <w:sz w:val="21"/>
+                <w:szCs w:val="21"/>
+              </w:rPr>
+              <w:t xml:space="preserve">Two numbers that go together, like a time and a number of trips, that you can plot as a point.</w:t>
+            </w:r>
+          </w:p>
+          <w:p>
+            <w:pPr>
+              <w:spacing w:after="0"/>
+            </w:pPr>
+            <w:r>
+              <w:rPr>
+                <w:b/>
+                <w:bCs/>
+                <w:color w:val="1FA6A2"/>
+                <w:sz w:val="18"/>
+                <w:szCs w:val="18"/>
+              </w:rPr>
+              <w:t xml:space="preserve">Example:  </w:t>
+            </w:r>
+            <w:r>
+              <w:rPr>
+                <w:i/>
+                <w:iCs/>
+                <w:color w:val="5F6F80"/>
+                <w:sz w:val="18"/>
+                <w:szCs w:val="18"/>
+              </w:rPr>
+              <w:t xml:space="preserve">(4, 60): 4 hours costs $60 — the hours always come first.</w:t>
+            </w:r>
+          </w:p>
+        </w:tc>
+      </w:tr>
+    </w:tbl>
+    <w:tbl>
+      <w:tblPr>
+        <w:tblW w:type="pct" w:w="100%"/>
+        <w:tblBorders>
+          <w:top w:val="none" w:color="FFFFFF" w:sz="0"/>
+          <w:left w:val="none" w:color="FFFFFF" w:sz="0"/>
+          <w:bottom w:val="single" w:color="C7D2DD" w:sz="4"/>
+          <w:right w:val="none" w:color="FFFFFF" w:sz="0"/>
+          <w:insideH w:val="none" w:color="FFFFFF" w:sz="0"/>
+          <w:insideV w:val="none" w:color="FFFFFF" w:sz="0"/>
+        </w:tblBorders>
+      </w:tblPr>
+      <w:tblGrid>
+        <w:gridCol w:w="1800"/>
+        <w:gridCol w:w="7560"/>
+      </w:tblGrid>
+      <w:tr>
+        <w:trPr>
+          <w:cantSplit/>
+        </w:trPr>
+        <w:tc>
+          <w:tcPr>
+            <w:tcW w:type="dxa" w:w="1800"/>
+            <w:tcMar>
+              <w:top w:type="dxa" w:w="100"/>
+              <w:left w:type="dxa" w:w="40"/>
+              <w:bottom w:type="dxa" w:w="100"/>
+              <w:right w:type="dxa" w:w="120"/>
+            </w:tcMar>
+            <w:vAlign w:val="center"/>
+          </w:tcPr>
+          <w:p>
+            <w:pPr>
+              <w:spacing w:after="0"/>
+              <w:jc w:val="center"/>
+            </w:pPr>
+            <w:r>
+              <w:drawing>
+                <wp:inline distT="0" distB="0" distL="0" distR="0">
+                  <wp:extent cx="1047750" cy="790575"/>
+                  <wp:effectExtent t="0" r="0" b="0" l="0"/>
+                  <wp:docPr id="1" name="" descr="" title=""/>
+                  <wp:cNvGraphicFramePr>
+                    <a:graphicFrameLocks xmlns:a="http://schemas.openxmlformats.org/drawingml/2006/main" noChangeAspect="1"/>
+                  </wp:cNvGraphicFramePr>
+                  <a:graphic xmlns:a="http://schemas.openxmlformats.org/drawingml/2006/main">
+                    <a:graphicData uri="http://schemas.openxmlformats.org/drawingml/2006/picture">
+                      <pic:pic xmlns:pic="http://schemas.openxmlformats.org/drawingml/2006/picture">
+                        <pic:nvPicPr>
+                          <pic:cNvPr id="0" name="" descr=""/>
+                          <pic:cNvPicPr>
+                            <a:picLocks noChangeAspect="1" noChangeArrowheads="1"/>
+                          </pic:cNvPicPr>
+                        </pic:nvPicPr>
+                        <pic:blipFill>
+                          <a:blip r:embed="rId13" cstate="none"/>
+                          <a:srcRect/>
+                          <a:stretch>
+                            <a:fillRect/>
+                          </a:stretch>
+                        </pic:blipFill>
+                        <pic:spPr bwMode="auto">
+                          <a:xfrm>
+                            <a:off x="0" y="0"/>
+                            <a:ext cx="1047750" cy="790575"/>
+                          </a:xfrm>
+                          <a:prstGeom prst="rect">
+                            <a:avLst/>
+                          </a:prstGeom>
+                        </pic:spPr>
+                      </pic:pic>
+                    </a:graphicData>
+                  </a:graphic>
+                </wp:inline>
+              </w:drawing>
+            </w:r>
+          </w:p>
+        </w:tc>
+        <w:tc>
+          <w:tcPr>
+            <w:tcW w:type="dxa" w:w="7560"/>
+            <w:tcMar>
+              <w:top w:type="dxa" w:w="100"/>
+              <w:left w:type="dxa" w:w="40"/>
+              <w:bottom w:type="dxa" w:w="100"/>
+              <w:right w:type="dxa" w:w="40"/>
+            </w:tcMar>
+            <w:vAlign w:val="center"/>
+          </w:tcPr>
+          <w:p>
+            <w:pPr>
+              <w:spacing w:after="50"/>
+            </w:pPr>
+            <w:r>
+              <w:rPr>
+                <w:b/>
+                <w:bCs/>
+                <w:color w:val="12355B"/>
+                <w:sz w:val="24"/>
+                <w:szCs w:val="24"/>
+              </w:rPr>
               <w:t xml:space="preserve">round trip</w:t>
             </w:r>
             <w:r>
@@ -882,7 +982,7 @@
           </w:p>
           <w:p>
             <w:pPr>
-              <w:spacing w:after="0"/>
+              <w:spacing w:after="40"/>
             </w:pPr>
             <w:r>
               <w:rPr>
@@ -890,6 +990,31 @@
                 <w:szCs w:val="21"/>
               </w:rPr>
               <w:t xml:space="preserve">A complete journey from the start, to the destination, and back to the start.</w:t>
+            </w:r>
+          </w:p>
+          <w:p>
+            <w:pPr>
+              <w:spacing w:after="0"/>
+            </w:pPr>
+            <w:r>
+              <w:rPr>
+                <w:b/>
+                <w:bCs/>
+                <w:color w:val="1FA6A2"/>
+                <w:sz w:val="18"/>
+                <w:szCs w:val="18"/>
+              </w:rPr>
+              <w:t xml:space="preserve">Example:  </w:t>
+            </w:r>
+            <w:r>
+              <w:rPr>
+                <w:i/>
+                <w:iCs/>
+                <w:color w:val="5F6F80"/>
+                <w:sz w:val="18"/>
+                <w:szCs w:val="18"/>
+              </w:rPr>
+              <w:t xml:space="preserve">5 miles out plus 5 miles back = 10 miles in all.</w:t>
             </w:r>
           </w:p>
         </w:tc>
@@ -1014,7 +1139,7 @@
           <w:sz w:val="22"/>
           <w:szCs w:val="22"/>
         </w:rPr>
-        <w:t xml:space="preserve">__________  —  A picture, diagram, table, or equation that shows the mathematics in a situation.</w:t>
+        <w:t xml:space="preserve">A drawing, table, or equation that shows the math in a situation is a ___.</w:t>
       </w:r>
     </w:p>
     <w:p>
@@ -1036,7 +1161,7 @@
           <w:sz w:val="22"/>
           <w:szCs w:val="22"/>
         </w:rPr>
-        <w:t xml:space="preserve">__________  —  A rectangle cut into equal parts that helps you visualize how a total breaks apart.</w:t>
+        <w:t xml:space="preserve">A rectangle cut into equal parts that shows how a total breaks apart is a ___ ___.</w:t>
       </w:r>
     </w:p>
     <w:p>
@@ -1058,7 +1183,7 @@
           <w:sz w:val="22"/>
           <w:szCs w:val="22"/>
         </w:rPr>
-        <w:t xml:space="preserve">__________  —  Anything you choose to help you see relationships and solve a problem — a table, a diagram, a graph.</w:t>
+        <w:t xml:space="preserve">Anything you choose to help you see relationships and solve is a ___.</w:t>
       </w:r>
     </w:p>
     <w:p>
@@ -1080,7 +1205,7 @@
           <w:sz w:val="22"/>
           <w:szCs w:val="22"/>
         </w:rPr>
-        <w:t xml:space="preserve">__________  —  Two numbers that go together, like a time and a number of trips, that you can plot as a point.</w:t>
+        <w:t xml:space="preserve">Two numbers that go together and can be plotted as a point are an ___ ___.</w:t>
       </w:r>
     </w:p>
     <w:p>
@@ -1102,7 +1227,7 @@
           <w:sz w:val="22"/>
           <w:szCs w:val="22"/>
         </w:rPr>
-        <w:t xml:space="preserve">__________  —  A complete journey from the start, to the destination, and back to the start.</w:t>
+        <w:t xml:space="preserve">A journey out to a place and all the way back is a ___ ___.</w:t>
       </w:r>
     </w:p>
     <w:p>
@@ -3503,7 +3628,7 @@
           <w:sz w:val="21"/>
           <w:szCs w:val="21"/>
         </w:rPr>
-        <w:t xml:space="preserve">About how many coins are in the picture? Explain how you estimated WITHOUT counting every coin.</w:t>
+        <w:t xml:space="preserve">About how many coins are in the picture in your book? Explain how you estimated WITHOUT counting every coin.</w:t>
       </w:r>
     </w:p>
     <w:tbl>

--- a/lessons/1-3/downloads/1-3-notes-teacher.docx
+++ b/lessons/1-3/downloads/1-3-notes-teacher.docx
@@ -219,10 +219,12 @@
     <w:p>
       <w:pPr>
         <w:pStyle w:val="Heading1"/>
+        <w:keepNext/>
+        <w:keepLines/>
         <w:pBdr>
           <w:bottom w:val="single" w:color="1FA6A2" w:sz="14" w:space="6"/>
         </w:pBdr>
-        <w:spacing w:after="140" w:before="260"/>
+        <w:spacing w:after="140" w:before="300"/>
       </w:pPr>
       <w:r>
         <w:rPr>
@@ -1023,10 +1025,12 @@
     <w:p>
       <w:pPr>
         <w:pStyle w:val="Heading1"/>
+        <w:keepNext/>
+        <w:keepLines/>
         <w:pBdr>
           <w:bottom w:val="single" w:color="1FA6A2" w:sz="14" w:space="6"/>
         </w:pBdr>
-        <w:spacing w:after="140" w:before="260"/>
+        <w:spacing w:after="140" w:before="300"/>
       </w:pPr>
       <w:r>
         <w:rPr>
@@ -1122,7 +1126,8 @@
     </w:p>
     <w:p>
       <w:pPr>
-        <w:spacing w:after="120" w:before="80"/>
+        <w:keepLines/>
+        <w:spacing w:after="260" w:before="200"/>
       </w:pPr>
       <w:r>
         <w:rPr>
@@ -1139,34 +1144,27 @@
           <w:sz w:val="22"/>
           <w:szCs w:val="22"/>
         </w:rPr>
-        <w:t xml:space="preserve">A drawing, table, or equation that shows the math in a situation is a ___.</w:t>
-      </w:r>
-    </w:p>
-    <w:p>
-      <w:pPr>
-        <w:spacing w:after="120" w:before="80"/>
-      </w:pPr>
-      <w:r>
-        <w:rPr>
-          <w:b/>
-          <w:bCs/>
-          <w:color w:val="12355B"/>
+        <w:t xml:space="preserve">A drawing, table, or equation that shows the math in a situation is a </w:t>
+      </w:r>
+      <w:r>
+        <w:rPr>
           <w:sz w:val="22"/>
           <w:szCs w:val="22"/>
         </w:rPr>
-        <w:t xml:space="preserve">2.  </w:t>
+        <w:t xml:space="preserve">________________</w:t>
       </w:r>
       <w:r>
         <w:rPr>
           <w:sz w:val="22"/>
           <w:szCs w:val="22"/>
         </w:rPr>
-        <w:t xml:space="preserve">A rectangle cut into equal parts that shows how a total breaks apart is a ___ ___.</w:t>
-      </w:r>
-    </w:p>
-    <w:p>
-      <w:pPr>
-        <w:spacing w:after="120" w:before="80"/>
+        <w:t xml:space="preserve">.</w:t>
+      </w:r>
+    </w:p>
+    <w:p>
+      <w:pPr>
+        <w:keepLines/>
+        <w:spacing w:after="260" w:before="200"/>
       </w:pPr>
       <w:r>
         <w:rPr>
@@ -1176,68 +1174,192 @@
           <w:sz w:val="22"/>
           <w:szCs w:val="22"/>
         </w:rPr>
-        <w:t xml:space="preserve">3.  </w:t>
+        <w:t xml:space="preserve">2.  </w:t>
       </w:r>
       <w:r>
         <w:rPr>
           <w:sz w:val="22"/>
           <w:szCs w:val="22"/>
         </w:rPr>
-        <w:t xml:space="preserve">Anything you choose to help you see relationships and solve is a ___.</w:t>
-      </w:r>
-    </w:p>
-    <w:p>
-      <w:pPr>
-        <w:spacing w:after="120" w:before="80"/>
-      </w:pPr>
-      <w:r>
-        <w:rPr>
-          <w:b/>
-          <w:bCs/>
-          <w:color w:val="12355B"/>
+        <w:t xml:space="preserve">A rectangle cut into equal parts that shows how a total breaks apart is a </w:t>
+      </w:r>
+      <w:r>
+        <w:rPr>
           <w:sz w:val="22"/>
           <w:szCs w:val="22"/>
         </w:rPr>
-        <w:t xml:space="preserve">4.  </w:t>
+        <w:t xml:space="preserve">________________</w:t>
       </w:r>
       <w:r>
         <w:rPr>
           <w:sz w:val="22"/>
           <w:szCs w:val="22"/>
         </w:rPr>
-        <w:t xml:space="preserve">Two numbers that go together and can be plotted as a point are an ___ ___.</w:t>
-      </w:r>
-    </w:p>
-    <w:p>
-      <w:pPr>
-        <w:spacing w:after="120" w:before="80"/>
-      </w:pPr>
-      <w:r>
-        <w:rPr>
-          <w:b/>
-          <w:bCs/>
-          <w:color w:val="12355B"/>
+        <w:t xml:space="preserve"> </w:t>
+      </w:r>
+      <w:r>
+        <w:rPr>
           <w:sz w:val="22"/>
           <w:szCs w:val="22"/>
         </w:rPr>
-        <w:t xml:space="preserve">5.  </w:t>
+        <w:t xml:space="preserve">________________</w:t>
       </w:r>
       <w:r>
         <w:rPr>
           <w:sz w:val="22"/>
           <w:szCs w:val="22"/>
         </w:rPr>
-        <w:t xml:space="preserve">A journey out to a place and all the way back is a ___ ___.</w:t>
+        <w:t xml:space="preserve">.</w:t>
+      </w:r>
+    </w:p>
+    <w:p>
+      <w:pPr>
+        <w:keepLines/>
+        <w:spacing w:after="260" w:before="200"/>
+      </w:pPr>
+      <w:r>
+        <w:rPr>
+          <w:b/>
+          <w:bCs/>
+          <w:color w:val="12355B"/>
+          <w:sz w:val="22"/>
+          <w:szCs w:val="22"/>
+        </w:rPr>
+        <w:t xml:space="preserve">3.  </w:t>
+      </w:r>
+      <w:r>
+        <w:rPr>
+          <w:sz w:val="22"/>
+          <w:szCs w:val="22"/>
+        </w:rPr>
+        <w:t xml:space="preserve">Anything you choose to help you see relationships and solve is a </w:t>
+      </w:r>
+      <w:r>
+        <w:rPr>
+          <w:sz w:val="22"/>
+          <w:szCs w:val="22"/>
+        </w:rPr>
+        <w:t xml:space="preserve">________________</w:t>
+      </w:r>
+      <w:r>
+        <w:rPr>
+          <w:sz w:val="22"/>
+          <w:szCs w:val="22"/>
+        </w:rPr>
+        <w:t xml:space="preserve">.</w:t>
+      </w:r>
+    </w:p>
+    <w:p>
+      <w:pPr>
+        <w:keepLines/>
+        <w:spacing w:after="260" w:before="200"/>
+      </w:pPr>
+      <w:r>
+        <w:rPr>
+          <w:b/>
+          <w:bCs/>
+          <w:color w:val="12355B"/>
+          <w:sz w:val="22"/>
+          <w:szCs w:val="22"/>
+        </w:rPr>
+        <w:t xml:space="preserve">4.  </w:t>
+      </w:r>
+      <w:r>
+        <w:rPr>
+          <w:sz w:val="22"/>
+          <w:szCs w:val="22"/>
+        </w:rPr>
+        <w:t xml:space="preserve">Two numbers that go together and can be plotted as a point are an </w:t>
+      </w:r>
+      <w:r>
+        <w:rPr>
+          <w:sz w:val="22"/>
+          <w:szCs w:val="22"/>
+        </w:rPr>
+        <w:t xml:space="preserve">________________</w:t>
+      </w:r>
+      <w:r>
+        <w:rPr>
+          <w:sz w:val="22"/>
+          <w:szCs w:val="22"/>
+        </w:rPr>
+        <w:t xml:space="preserve"> </w:t>
+      </w:r>
+      <w:r>
+        <w:rPr>
+          <w:sz w:val="22"/>
+          <w:szCs w:val="22"/>
+        </w:rPr>
+        <w:t xml:space="preserve">________________</w:t>
+      </w:r>
+      <w:r>
+        <w:rPr>
+          <w:sz w:val="22"/>
+          <w:szCs w:val="22"/>
+        </w:rPr>
+        <w:t xml:space="preserve">.</w:t>
+      </w:r>
+    </w:p>
+    <w:p>
+      <w:pPr>
+        <w:keepLines/>
+        <w:spacing w:after="260" w:before="200"/>
+      </w:pPr>
+      <w:r>
+        <w:rPr>
+          <w:b/>
+          <w:bCs/>
+          <w:color w:val="12355B"/>
+          <w:sz w:val="22"/>
+          <w:szCs w:val="22"/>
+        </w:rPr>
+        <w:t xml:space="preserve">5.  </w:t>
+      </w:r>
+      <w:r>
+        <w:rPr>
+          <w:sz w:val="22"/>
+          <w:szCs w:val="22"/>
+        </w:rPr>
+        <w:t xml:space="preserve">A journey out to a place and all the way back is a </w:t>
+      </w:r>
+      <w:r>
+        <w:rPr>
+          <w:sz w:val="22"/>
+          <w:szCs w:val="22"/>
+        </w:rPr>
+        <w:t xml:space="preserve">________________</w:t>
+      </w:r>
+      <w:r>
+        <w:rPr>
+          <w:sz w:val="22"/>
+          <w:szCs w:val="22"/>
+        </w:rPr>
+        <w:t xml:space="preserve"> </w:t>
+      </w:r>
+      <w:r>
+        <w:rPr>
+          <w:sz w:val="22"/>
+          <w:szCs w:val="22"/>
+        </w:rPr>
+        <w:t xml:space="preserve">________________</w:t>
+      </w:r>
+      <w:r>
+        <w:rPr>
+          <w:sz w:val="22"/>
+          <w:szCs w:val="22"/>
+        </w:rPr>
+        <w:t xml:space="preserve">.</w:t>
       </w:r>
     </w:p>
     <w:p>
       <w:pPr>
         <w:pStyle w:val="Heading1"/>
-        <w:pageBreakBefore/>
+        <w:keepNext/>
+        <w:keepLines/>
         <w:pBdr>
           <w:bottom w:val="single" w:color="1FA6A2" w:sz="14" w:space="6"/>
         </w:pBdr>
-        <w:spacing w:after="140" w:before="0"/>
+        <w:spacing w:after="140" w:before="300"/>
       </w:pPr>
       <w:r>
         <w:rPr>
@@ -2518,11 +2640,12 @@
     <w:p>
       <w:pPr>
         <w:pStyle w:val="Heading1"/>
-        <w:pageBreakBefore/>
+        <w:keepNext/>
+        <w:keepLines/>
         <w:pBdr>
           <w:bottom w:val="single" w:color="1FA6A2" w:sz="14" w:space="6"/>
         </w:pBdr>
-        <w:spacing w:after="140" w:before="0"/>
+        <w:spacing w:after="140" w:before="300"/>
       </w:pPr>
       <w:r>
         <w:rPr>
@@ -2797,11 +2920,12 @@
     <w:p>
       <w:pPr>
         <w:pStyle w:val="Heading1"/>
-        <w:pageBreakBefore/>
+        <w:keepNext/>
+        <w:keepLines/>
         <w:pBdr>
           <w:bottom w:val="single" w:color="1FA6A2" w:sz="14" w:space="6"/>
         </w:pBdr>
-        <w:spacing w:after="140" w:before="0"/>
+        <w:spacing w:after="140" w:before="300"/>
       </w:pPr>
       <w:r>
         <w:rPr>
@@ -3522,11 +3646,12 @@
     <w:p>
       <w:pPr>
         <w:pStyle w:val="Heading1"/>
-        <w:pageBreakBefore/>
+        <w:keepNext/>
+        <w:keepLines/>
         <w:pBdr>
           <w:bottom w:val="single" w:color="1FA6A2" w:sz="14" w:space="6"/>
         </w:pBdr>
-        <w:spacing w:after="140" w:before="0"/>
+        <w:spacing w:after="140" w:before="300"/>
       </w:pPr>
       <w:r>
         <w:rPr>
@@ -4327,11 +4452,12 @@
     <w:p>
       <w:pPr>
         <w:pStyle w:val="Heading1"/>
-        <w:pageBreakBefore/>
+        <w:keepNext/>
+        <w:keepLines/>
         <w:pBdr>
           <w:bottom w:val="single" w:color="1FA6A2" w:sz="14" w:space="6"/>
         </w:pBdr>
-        <w:spacing w:after="140" w:before="0"/>
+        <w:spacing w:after="140" w:before="300"/>
       </w:pPr>
       <w:r>
         <w:rPr>
@@ -4444,6 +4570,8 @@
     <w:p>
       <w:pPr>
         <w:pStyle w:val="Heading1"/>
+        <w:keepNext/>
+        <w:keepLines/>
         <w:pageBreakBefore/>
         <w:pBdr>
           <w:bottom w:val="single" w:color="1FA6A2" w:sz="14" w:space="6"/>

--- a/lessons/1-3/downloads/1-3-notes-teacher.docx
+++ b/lessons/1-3/downloads/1-3-notes-teacher.docx
@@ -1372,47 +1372,6 @@
         <w:t xml:space="preserve">Write About the Math</w:t>
       </w:r>
     </w:p>
-    <w:p>
-      <w:pPr>
-        <w:spacing w:after="100"/>
-      </w:pPr>
-      <w:r>
-        <w:rPr>
-          <w:i/>
-          <w:iCs/>
-          <w:color w:val="5F6F80"/>
-          <w:sz w:val="19"/>
-          <w:szCs w:val="19"/>
-        </w:rPr>
-        <w:t xml:space="preserve">Use the support level you need. Every level answers the same math question.</w:t>
-      </w:r>
-    </w:p>
-    <w:p>
-      <w:pPr>
-        <w:pStyle w:val="Heading2"/>
-        <w:spacing w:after="80" w:before="180"/>
-      </w:pPr>
-      <w:r>
-        <w:rPr>
-          <w:b/>
-          <w:bCs/>
-          <w:color w:val="12355B"/>
-          <w:sz w:val="24"/>
-          <w:szCs w:val="24"/>
-        </w:rPr>
-        <w:t xml:space="preserve">1. Understand the Question</w:t>
-      </w:r>
-      <w:r>
-        <w:rPr>
-          <w:i/>
-          <w:iCs/>
-          <w:color w:val="B97A12"/>
-          <w:sz w:val="19"/>
-          <w:szCs w:val="19"/>
-        </w:rPr>
-        <w:t xml:space="preserve">   explain</w:t>
-      </w:r>
-    </w:p>
     <w:tbl>
       <w:tblPr>
         <w:tblW w:type="pct" w:w="100%"/>
@@ -1451,344 +1410,6 @@
               </w:rPr>
               <w:t xml:space="preserve">What tool can you use to represent the relationship between time and round trips, and how does it answer the question?</w:t>
             </w:r>
-          </w:p>
-          <w:p>
-            <w:pPr>
-              <w:spacing w:after="0"/>
-            </w:pPr>
-            <w:r>
-              <w:rPr>
-                <w:b/>
-                <w:bCs/>
-                <w:color w:val="12355B"/>
-                <w:sz w:val="20"/>
-                <w:szCs w:val="20"/>
-              </w:rPr>
-              <w:t xml:space="preserve">Your job:  </w:t>
-            </w:r>
-            <w:r>
-              <w:rPr>
-                <w:sz w:val="20"/>
-                <w:szCs w:val="20"/>
-              </w:rPr>
-              <w:t xml:space="preserve">Answer the question. Use math evidence. Explain how the evidence proves your answer.</w:t>
-            </w:r>
-            <w:r>
-              <w:rPr>
-                <w:i/>
-                <w:iCs/>
-                <w:color w:val="5F6F80"/>
-                <w:sz w:val="18"/>
-                <w:szCs w:val="18"/>
-              </w:rPr>
-              <w:br/>
-              <w:t xml:space="preserve">Responde la pregunta. Usa evidencia matemática. Explica cómo la evidencia demuestra tu respuesta.</w:t>
-            </w:r>
-          </w:p>
-        </w:tc>
-      </w:tr>
-    </w:tbl>
-    <w:p>
-      <w:pPr>
-        <w:pStyle w:val="Heading2"/>
-        <w:spacing w:after="80" w:before="180"/>
-      </w:pPr>
-      <w:r>
-        <w:rPr>
-          <w:b/>
-          <w:bCs/>
-          <w:color w:val="12355B"/>
-          <w:sz w:val="24"/>
-          <w:szCs w:val="24"/>
-        </w:rPr>
-        <w:t xml:space="preserve">2. Plan Your Math Words</w:t>
-      </w:r>
-      <w:r>
-        <w:rPr>
-          <w:i/>
-          <w:iCs/>
-          <w:color w:val="1FA6A2"/>
-          <w:sz w:val="19"/>
-          <w:szCs w:val="19"/>
-        </w:rPr>
-        <w:t xml:space="preserve">   check at least two</w:t>
-      </w:r>
-    </w:p>
-    <w:p>
-      <w:pPr>
-        <w:spacing w:after="60"/>
-      </w:pPr>
-      <w:r>
-        <w:rPr>
-          <w:b/>
-          <w:bCs/>
-          <w:color w:val="1FA6A2"/>
-          <w:sz w:val="22"/>
-          <w:szCs w:val="22"/>
-        </w:rPr>
-        <w:t xml:space="preserve">☐  </w:t>
-      </w:r>
-      <w:r>
-        <w:rPr>
-          <w:b/>
-          <w:bCs/>
-          <w:color w:val="12355B"/>
-          <w:sz w:val="20"/>
-          <w:szCs w:val="20"/>
-        </w:rPr>
-        <w:t xml:space="preserve">representation — </w:t>
-      </w:r>
-      <w:r>
-        <w:rPr>
-          <w:sz w:val="20"/>
-          <w:szCs w:val="20"/>
-        </w:rPr>
-        <w:t xml:space="preserve">A picture, diagram, table, or equation that shows the mathematics in a situation.</w:t>
-      </w:r>
-      <w:r>
-        <w:rPr>
-          <w:i/>
-          <w:iCs/>
-          <w:color w:val="5F6F80"/>
-          <w:sz w:val="18"/>
-          <w:szCs w:val="18"/>
-        </w:rPr>
-        <w:br/>
-        <w:t xml:space="preserve">representación — Un dibujo, diagrama, tabla o ecuación que muestra las matemáticas de una situación.</w:t>
-      </w:r>
-    </w:p>
-    <w:p>
-      <w:pPr>
-        <w:spacing w:after="60"/>
-      </w:pPr>
-      <w:r>
-        <w:rPr>
-          <w:b/>
-          <w:bCs/>
-          <w:color w:val="1FA6A2"/>
-          <w:sz w:val="22"/>
-          <w:szCs w:val="22"/>
-        </w:rPr>
-        <w:t xml:space="preserve">☐  </w:t>
-      </w:r>
-      <w:r>
-        <w:rPr>
-          <w:b/>
-          <w:bCs/>
-          <w:color w:val="12355B"/>
-          <w:sz w:val="20"/>
-          <w:szCs w:val="20"/>
-        </w:rPr>
-        <w:t xml:space="preserve">tape diagram — </w:t>
-      </w:r>
-      <w:r>
-        <w:rPr>
-          <w:sz w:val="20"/>
-          <w:szCs w:val="20"/>
-        </w:rPr>
-        <w:t xml:space="preserve">A rectangle cut into equal parts that helps you visualize how a total breaks apart.</w:t>
-      </w:r>
-      <w:r>
-        <w:rPr>
-          <w:i/>
-          <w:iCs/>
-          <w:color w:val="5F6F80"/>
-          <w:sz w:val="18"/>
-          <w:szCs w:val="18"/>
-        </w:rPr>
-        <w:br/>
-        <w:t xml:space="preserve">diagrama de cintas — Un rectángulo dividido en partes iguales que te ayuda a visualizar cómo se separa un total.</w:t>
-      </w:r>
-    </w:p>
-    <w:p>
-      <w:pPr>
-        <w:spacing w:after="60"/>
-      </w:pPr>
-      <w:r>
-        <w:rPr>
-          <w:b/>
-          <w:bCs/>
-          <w:color w:val="1FA6A2"/>
-          <w:sz w:val="22"/>
-          <w:szCs w:val="22"/>
-        </w:rPr>
-        <w:t xml:space="preserve">☐  </w:t>
-      </w:r>
-      <w:r>
-        <w:rPr>
-          <w:b/>
-          <w:bCs/>
-          <w:color w:val="12355B"/>
-          <w:sz w:val="20"/>
-          <w:szCs w:val="20"/>
-        </w:rPr>
-        <w:t xml:space="preserve">tool — </w:t>
-      </w:r>
-      <w:r>
-        <w:rPr>
-          <w:sz w:val="20"/>
-          <w:szCs w:val="20"/>
-        </w:rPr>
-        <w:t xml:space="preserve">Anything you choose to help you see relationships and solve a problem — a table, a diagram, a graph.</w:t>
-      </w:r>
-      <w:r>
-        <w:rPr>
-          <w:i/>
-          <w:iCs/>
-          <w:color w:val="5F6F80"/>
-          <w:sz w:val="18"/>
-          <w:szCs w:val="18"/>
-        </w:rPr>
-        <w:br/>
-        <w:t xml:space="preserve">herramienta — Cualquier cosa que eliges para ver relaciones y resolver un problema: una tabla, un diagrama, una gráfica.</w:t>
-      </w:r>
-    </w:p>
-    <w:p>
-      <w:pPr>
-        <w:spacing w:after="60"/>
-      </w:pPr>
-      <w:r>
-        <w:rPr>
-          <w:b/>
-          <w:bCs/>
-          <w:color w:val="1FA6A2"/>
-          <w:sz w:val="22"/>
-          <w:szCs w:val="22"/>
-        </w:rPr>
-        <w:t xml:space="preserve">☐  </w:t>
-      </w:r>
-      <w:r>
-        <w:rPr>
-          <w:b/>
-          <w:bCs/>
-          <w:color w:val="12355B"/>
-          <w:sz w:val="20"/>
-          <w:szCs w:val="20"/>
-        </w:rPr>
-        <w:t xml:space="preserve">ordered pair — </w:t>
-      </w:r>
-      <w:r>
-        <w:rPr>
-          <w:sz w:val="20"/>
-          <w:szCs w:val="20"/>
-        </w:rPr>
-        <w:t xml:space="preserve">Two numbers that go together, like a time and a number of trips, that you can plot as a point.</w:t>
-      </w:r>
-      <w:r>
-        <w:rPr>
-          <w:i/>
-          <w:iCs/>
-          <w:color w:val="5F6F80"/>
-          <w:sz w:val="18"/>
-          <w:szCs w:val="18"/>
-        </w:rPr>
-        <w:br/>
-        <w:t xml:space="preserve">par ordenado — Dos números que van juntos, como un tiempo y un número de viajes, que puedes graficar como un punto.</w:t>
-      </w:r>
-    </w:p>
-    <w:p>
-      <w:pPr>
-        <w:spacing w:after="60"/>
-      </w:pPr>
-      <w:r>
-        <w:rPr>
-          <w:b/>
-          <w:bCs/>
-          <w:color w:val="1FA6A2"/>
-          <w:sz w:val="22"/>
-          <w:szCs w:val="22"/>
-        </w:rPr>
-        <w:t xml:space="preserve">☐  </w:t>
-      </w:r>
-      <w:r>
-        <w:rPr>
-          <w:b/>
-          <w:bCs/>
-          <w:color w:val="12355B"/>
-          <w:sz w:val="20"/>
-          <w:szCs w:val="20"/>
-        </w:rPr>
-        <w:t xml:space="preserve">round trip — </w:t>
-      </w:r>
-      <w:r>
-        <w:rPr>
-          <w:sz w:val="20"/>
-          <w:szCs w:val="20"/>
-        </w:rPr>
-        <w:t xml:space="preserve">A complete journey from the start, to the destination, and back to the start.</w:t>
-      </w:r>
-      <w:r>
-        <w:rPr>
-          <w:i/>
-          <w:iCs/>
-          <w:color w:val="5F6F80"/>
-          <w:sz w:val="18"/>
-          <w:szCs w:val="18"/>
-        </w:rPr>
-        <w:br/>
-        <w:t xml:space="preserve">viaje de ida y vuelta — Un recorrido completo desde el inicio hasta el destino y de regreso al inicio.</w:t>
-      </w:r>
-    </w:p>
-    <w:tbl>
-      <w:tblPr>
-        <w:tblW w:type="pct" w:w="100%"/>
-        <w:tblBorders>
-          <w:top w:val="single" w:color="1FA6A2" w:sz="8"/>
-          <w:left w:val="single" w:color="1FA6A2" w:sz="8"/>
-          <w:bottom w:val="single" w:color="1FA6A2" w:sz="8"/>
-          <w:right w:val="single" w:color="1FA6A2" w:sz="8"/>
-          <w:insideH w:val="single" w:color="auto" w:sz="4"/>
-          <w:insideV w:val="single" w:color="auto" w:sz="4"/>
-        </w:tblBorders>
-      </w:tblPr>
-      <w:tblGrid>
-        <w:gridCol w:w="100"/>
-      </w:tblGrid>
-      <w:tr>
-        <w:tc>
-          <w:tcPr>
-            <w:shd w:fill="F7FFFD" w:color="auto" w:val="clear"/>
-            <w:tcMar>
-              <w:top w:type="dxa" w:w="120"/>
-              <w:left w:type="dxa" w:w="180"/>
-              <w:bottom w:type="dxa" w:w="120"/>
-              <w:right w:type="dxa" w:w="180"/>
-            </w:tcMar>
-          </w:tcPr>
-          <w:p>
-            <w:pPr>
-              <w:spacing w:after="50"/>
-            </w:pPr>
-            <w:r>
-              <w:rPr>
-                <w:b/>
-                <w:bCs/>
-                <w:color w:val="1FA6A2"/>
-                <w:sz w:val="20"/>
-                <w:szCs w:val="20"/>
-              </w:rPr>
-              <w:t xml:space="preserve">Say it first:  </w:t>
-            </w:r>
-            <w:r>
-              <w:rPr>
-                <w:sz w:val="20"/>
-                <w:szCs w:val="20"/>
-              </w:rPr>
-              <w:t xml:space="preserve">Say your idea to a partner or quietly to yourself before you write.</w:t>
-            </w:r>
-          </w:p>
-          <w:p>
-            <w:pPr>
-              <w:spacing w:after="60"/>
-            </w:pPr>
-            <w:r>
-              <w:rPr>
-                <w:color w:val="1A2733"/>
-                <w:sz w:val="21"/>
-                <w:szCs w:val="21"/>
-              </w:rPr>
-              <w:t xml:space="preserve">Name the tool you would use to show the relationship — a ___ of values — then name the two quantities in the problem: ___ and ___ .</w:t>
-            </w:r>
             <w:r>
               <w:rPr>
                 <w:i/>
@@ -1798,7 +1419,7 @@
                 <w:szCs w:val="19"/>
               </w:rPr>
               <w:br/>
-              <w:t xml:space="preserve">Di tu respuesta primero: Mi respuesta es ___ porque ___.</w:t>
+              <w:t xml:space="preserve">¿Qué herramienta puedes usar para representar la relación entre el tiempo y los viajes redondos, y cómo responde la pregunta?</w:t>
             </w:r>
           </w:p>
         </w:tc>
@@ -1806,28 +1427,192 @@
     </w:tbl>
     <w:p>
       <w:pPr>
-        <w:pStyle w:val="Heading2"/>
-        <w:spacing w:after="80" w:before="180"/>
-      </w:pPr>
-      <w:r>
-        <w:rPr>
-          <w:b/>
-          <w:bCs/>
-          <w:color w:val="12355B"/>
-          <w:sz w:val="24"/>
-          <w:szCs w:val="24"/>
-        </w:rPr>
-        <w:t xml:space="preserve">3. Build Your Explanation</w:t>
-      </w:r>
+        <w:spacing w:after="100"/>
+      </w:pPr>
       <w:r>
         <w:rPr>
           <w:i/>
           <w:iCs/>
-          <w:color w:val="B97A12"/>
+          <w:color w:val="5F6F80"/>
           <w:sz w:val="19"/>
           <w:szCs w:val="19"/>
         </w:rPr>
-        <w:t xml:space="preserve">   choose your support</w:t>
+        <w:t xml:space="preserve">Say your answer to a partner first. Then write it, using at least two of these words:</w:t>
+      </w:r>
+    </w:p>
+    <w:p>
+      <w:pPr>
+        <w:spacing w:after="40"/>
+      </w:pPr>
+      <w:r>
+        <w:rPr>
+          <w:b/>
+          <w:bCs/>
+          <w:color w:val="1FA6A2"/>
+          <w:sz w:val="22"/>
+          <w:szCs w:val="22"/>
+        </w:rPr>
+        <w:t xml:space="preserve">☐  </w:t>
+      </w:r>
+      <w:r>
+        <w:rPr>
+          <w:b/>
+          <w:bCs/>
+          <w:color w:val="12355B"/>
+          <w:sz w:val="20"/>
+          <w:szCs w:val="20"/>
+        </w:rPr>
+        <w:t xml:space="preserve">representation</w:t>
+      </w:r>
+      <w:r>
+        <w:rPr>
+          <w:i/>
+          <w:iCs/>
+          <w:color w:val="5F6F80"/>
+          <w:sz w:val="18"/>
+          <w:szCs w:val="18"/>
+        </w:rPr>
+        <w:t xml:space="preserve">  ·  representación</w:t>
+      </w:r>
+    </w:p>
+    <w:p>
+      <w:pPr>
+        <w:spacing w:after="40"/>
+      </w:pPr>
+      <w:r>
+        <w:rPr>
+          <w:b/>
+          <w:bCs/>
+          <w:color w:val="1FA6A2"/>
+          <w:sz w:val="22"/>
+          <w:szCs w:val="22"/>
+        </w:rPr>
+        <w:t xml:space="preserve">☐  </w:t>
+      </w:r>
+      <w:r>
+        <w:rPr>
+          <w:b/>
+          <w:bCs/>
+          <w:color w:val="12355B"/>
+          <w:sz w:val="20"/>
+          <w:szCs w:val="20"/>
+        </w:rPr>
+        <w:t xml:space="preserve">tape diagram</w:t>
+      </w:r>
+      <w:r>
+        <w:rPr>
+          <w:i/>
+          <w:iCs/>
+          <w:color w:val="5F6F80"/>
+          <w:sz w:val="18"/>
+          <w:szCs w:val="18"/>
+        </w:rPr>
+        <w:t xml:space="preserve">  ·  diagrama de cintas</w:t>
+      </w:r>
+    </w:p>
+    <w:p>
+      <w:pPr>
+        <w:spacing w:after="40"/>
+      </w:pPr>
+      <w:r>
+        <w:rPr>
+          <w:b/>
+          <w:bCs/>
+          <w:color w:val="1FA6A2"/>
+          <w:sz w:val="22"/>
+          <w:szCs w:val="22"/>
+        </w:rPr>
+        <w:t xml:space="preserve">☐  </w:t>
+      </w:r>
+      <w:r>
+        <w:rPr>
+          <w:b/>
+          <w:bCs/>
+          <w:color w:val="12355B"/>
+          <w:sz w:val="20"/>
+          <w:szCs w:val="20"/>
+        </w:rPr>
+        <w:t xml:space="preserve">tool</w:t>
+      </w:r>
+      <w:r>
+        <w:rPr>
+          <w:i/>
+          <w:iCs/>
+          <w:color w:val="5F6F80"/>
+          <w:sz w:val="18"/>
+          <w:szCs w:val="18"/>
+        </w:rPr>
+        <w:t xml:space="preserve">  ·  herramienta</w:t>
+      </w:r>
+    </w:p>
+    <w:p>
+      <w:pPr>
+        <w:spacing w:after="40"/>
+      </w:pPr>
+      <w:r>
+        <w:rPr>
+          <w:b/>
+          <w:bCs/>
+          <w:color w:val="1FA6A2"/>
+          <w:sz w:val="22"/>
+          <w:szCs w:val="22"/>
+        </w:rPr>
+        <w:t xml:space="preserve">☐  </w:t>
+      </w:r>
+      <w:r>
+        <w:rPr>
+          <w:b/>
+          <w:bCs/>
+          <w:color w:val="12355B"/>
+          <w:sz w:val="20"/>
+          <w:szCs w:val="20"/>
+        </w:rPr>
+        <w:t xml:space="preserve">ordered pair</w:t>
+      </w:r>
+      <w:r>
+        <w:rPr>
+          <w:i/>
+          <w:iCs/>
+          <w:color w:val="5F6F80"/>
+          <w:sz w:val="18"/>
+          <w:szCs w:val="18"/>
+        </w:rPr>
+        <w:t xml:space="preserve">  ·  par ordenado</w:t>
+      </w:r>
+    </w:p>
+    <w:p>
+      <w:pPr>
+        <w:spacing w:after="40"/>
+      </w:pPr>
+      <w:r>
+        <w:rPr>
+          <w:b/>
+          <w:bCs/>
+          <w:color w:val="1FA6A2"/>
+          <w:sz w:val="22"/>
+          <w:szCs w:val="22"/>
+        </w:rPr>
+        <w:t xml:space="preserve">☐  </w:t>
+      </w:r>
+      <w:r>
+        <w:rPr>
+          <w:b/>
+          <w:bCs/>
+          <w:color w:val="12355B"/>
+          <w:sz w:val="20"/>
+          <w:szCs w:val="20"/>
+        </w:rPr>
+        <w:t xml:space="preserve">round trip</w:t>
+      </w:r>
+      <w:r>
+        <w:rPr>
+          <w:i/>
+          <w:iCs/>
+          <w:color w:val="5F6F80"/>
+          <w:sz w:val="18"/>
+          <w:szCs w:val="18"/>
+        </w:rPr>
+        <w:t xml:space="preserve">  ·  viaje de ida y vuelta</w:t>
       </w:r>
     </w:p>
     <w:tbl>
@@ -1858,21 +1643,6 @@
           </w:tcPr>
           <w:p>
             <w:pPr>
-              <w:spacing w:after="50"/>
-            </w:pPr>
-            <w:r>
-              <w:rPr>
-                <w:i/>
-                <w:iCs/>
-                <w:color w:val="5F6F80"/>
-                <w:sz w:val="19"/>
-                <w:szCs w:val="19"/>
-              </w:rPr>
-              <w:t xml:space="preserve">This model shows the parts of an explanation. It does not answer your writing question.</w:t>
-            </w:r>
-          </w:p>
-          <w:p>
-            <w:pPr>
               <w:spacing w:after="80"/>
             </w:pPr>
             <w:r>
@@ -1883,58 +1653,14 @@
                 <w:sz w:val="19"/>
                 <w:szCs w:val="19"/>
               </w:rPr>
-              <w:t xml:space="preserve">Claim:  </w:t>
+              <w:t xml:space="preserve">Model:  </w:t>
             </w:r>
             <w:r>
               <w:rPr>
                 <w:sz w:val="19"/>
                 <w:szCs w:val="19"/>
               </w:rPr>
-              <w:t xml:space="preserve">Moving 4,000 passengers in rides of 80 each requires dividing 4,000 by 80.</w:t>
-            </w:r>
-          </w:p>
-          <w:p>
-            <w:pPr>
-              <w:spacing w:after="80"/>
-            </w:pPr>
-            <w:r>
-              <w:rPr>
-                <w:b/>
-                <w:bCs/>
-                <w:color w:val="12355B"/>
-                <w:sz w:val="19"/>
-                <w:szCs w:val="19"/>
-              </w:rPr>
-              <w:t xml:space="preserve">Evidence:  </w:t>
-            </w:r>
-            <w:r>
-              <w:rPr>
-                <w:sz w:val="19"/>
-                <w:szCs w:val="19"/>
-              </w:rPr>
-              <w:t xml:space="preserve">A strong answer identifies division because you're splitting a total into equal-sized groups (rides of 80). A weak answer just says 'divide' without connecting it to splitting the total passengers into groups.</w:t>
-            </w:r>
-          </w:p>
-          <w:p>
-            <w:pPr>
-              <w:spacing w:after="80"/>
-            </w:pPr>
-            <w:r>
-              <w:rPr>
-                <w:b/>
-                <w:bCs/>
-                <w:color w:val="12355B"/>
-                <w:sz w:val="19"/>
-                <w:szCs w:val="19"/>
-              </w:rPr>
-              <w:t xml:space="preserve">Reasoning:  </w:t>
-            </w:r>
-            <w:r>
-              <w:rPr>
-                <w:sz w:val="19"/>
-                <w:szCs w:val="19"/>
-              </w:rPr>
-              <w:t xml:space="preserve">This evidence connects the definition of representation to the mathematical claim.</w:t>
+              <w:t xml:space="preserve">Moving 4,000 passengers in rides of 80 each requires dividing 4,000 by 80. — A strong answer identifies division because you're splitting a total into equal-sized groups (rides of 80). A weak answer just says 'divide' without connecting it to splitting the total passengers into groups.</w:t>
             </w:r>
           </w:p>
         </w:tc>
@@ -2013,7 +1739,7 @@
           <w:sz w:val="21"/>
           <w:szCs w:val="21"/>
         </w:rPr>
-        <w:t xml:space="preserve">My answer is ___.</w:t>
+        <w:t xml:space="preserve">My answer is ___ because ___.</w:t>
       </w:r>
       <w:r>
         <w:rPr>
@@ -2024,7 +1750,7 @@
           <w:szCs w:val="19"/>
         </w:rPr>
         <w:br/>
-        <w:t xml:space="preserve">Mi respuesta es ___.</w:t>
+        <w:t xml:space="preserve">Mi respuesta es ___ porque ___.</w:t>
       </w:r>
     </w:p>
     <w:tbl>
@@ -2164,7 +1890,7 @@
           <w:sz w:val="21"/>
           <w:szCs w:val="21"/>
         </w:rPr>
-        <w:t xml:space="preserve">I know because ___.</w:t>
+        <w:t xml:space="preserve">My evidence is ___, so ___.</w:t>
       </w:r>
       <w:r>
         <w:rPr>
@@ -2175,31 +1901,7 @@
           <w:szCs w:val="19"/>
         </w:rPr>
         <w:br/>
-        <w:t xml:space="preserve">Lo sé porque ___.</w:t>
-      </w:r>
-    </w:p>
-    <w:p>
-      <w:pPr>
-        <w:spacing w:after="60"/>
-      </w:pPr>
-      <w:r>
-        <w:rPr>
-          <w:color w:val="1A2733"/>
-          <w:sz w:val="21"/>
-          <w:szCs w:val="21"/>
-        </w:rPr>
-        <w:t xml:space="preserve">So ___.</w:t>
-      </w:r>
-      <w:r>
-        <w:rPr>
-          <w:i/>
-          <w:iCs/>
-          <w:color w:val="5F6F80"/>
-          <w:sz w:val="19"/>
-          <w:szCs w:val="19"/>
-        </w:rPr>
-        <w:br/>
-        <w:t xml:space="preserve">Entonces ___.</w:t>
+        <w:t xml:space="preserve">Mi evidencia es ___, entonces ___.</w:t>
       </w:r>
     </w:p>
     <w:tbl>
@@ -2305,78 +2007,6 @@
         <w:t xml:space="preserve">Escribe una afirmación, da evidencia matemática y explica tu razonamiento.</w:t>
       </w:r>
     </w:p>
-    <w:p>
-      <w:pPr>
-        <w:spacing w:after="60"/>
-      </w:pPr>
-      <w:r>
-        <w:rPr>
-          <w:color w:val="1A2733"/>
-          <w:sz w:val="21"/>
-          <w:szCs w:val="21"/>
-        </w:rPr>
-        <w:t xml:space="preserve">My claim is ___.</w:t>
-      </w:r>
-      <w:r>
-        <w:rPr>
-          <w:i/>
-          <w:iCs/>
-          <w:color w:val="5F6F80"/>
-          <w:sz w:val="19"/>
-          <w:szCs w:val="19"/>
-        </w:rPr>
-        <w:br/>
-        <w:t xml:space="preserve">Mi afirmación es ___.</w:t>
-      </w:r>
-    </w:p>
-    <w:p>
-      <w:pPr>
-        <w:spacing w:after="60"/>
-      </w:pPr>
-      <w:r>
-        <w:rPr>
-          <w:color w:val="1A2733"/>
-          <w:sz w:val="21"/>
-          <w:szCs w:val="21"/>
-        </w:rPr>
-        <w:t xml:space="preserve">My math evidence is ___.</w:t>
-      </w:r>
-      <w:r>
-        <w:rPr>
-          <w:i/>
-          <w:iCs/>
-          <w:color w:val="5F6F80"/>
-          <w:sz w:val="19"/>
-          <w:szCs w:val="19"/>
-        </w:rPr>
-        <w:br/>
-        <w:t xml:space="preserve">Mi evidencia matemática es ___.</w:t>
-      </w:r>
-    </w:p>
-    <w:p>
-      <w:pPr>
-        <w:spacing w:after="60"/>
-      </w:pPr>
-      <w:r>
-        <w:rPr>
-          <w:color w:val="1A2733"/>
-          <w:sz w:val="21"/>
-          <w:szCs w:val="21"/>
-        </w:rPr>
-        <w:t xml:space="preserve">This proves ___ because ___.</w:t>
-      </w:r>
-      <w:r>
-        <w:rPr>
-          <w:i/>
-          <w:iCs/>
-          <w:color w:val="5F6F80"/>
-          <w:sz w:val="19"/>
-          <w:szCs w:val="19"/>
-        </w:rPr>
-        <w:br/>
-        <w:t xml:space="preserve">Esto demuestra ___ porque ___.</w:t>
-      </w:r>
-    </w:p>
     <w:tbl>
       <w:tblPr>
         <w:tblW w:type="pct" w:w="100%"/>
@@ -2459,7 +2089,7 @@
           <w:sz w:val="24"/>
           <w:szCs w:val="24"/>
         </w:rPr>
-        <w:t xml:space="preserve">4. Check Your Explanation</w:t>
+        <w:t xml:space="preserve">Check Your Explanation</w:t>
       </w:r>
       <w:r>
         <w:rPr>
@@ -2469,7 +2099,7 @@
           <w:sz w:val="19"/>
           <w:szCs w:val="19"/>
         </w:rPr>
-        <w:t xml:space="preserve">   five quick checks</w:t>
+        <w:t xml:space="preserve">   three quick checks</w:t>
       </w:r>
     </w:p>
     <w:p>
@@ -2493,17 +2123,6 @@
         </w:rPr>
         <w:t xml:space="preserve">I answered the question.</w:t>
       </w:r>
-      <w:r>
-        <w:rPr>
-          <w:i/>
-          <w:iCs/>
-          <w:color w:val="5F6F80"/>
-          <w:sz w:val="18"/>
-          <w:szCs w:val="18"/>
-        </w:rPr>
-        <w:br/>
-        <w:t xml:space="preserve">Respondí la pregunta.</w:t>
-      </w:r>
     </w:p>
     <w:p>
       <w:pPr>
@@ -2524,18 +2143,7 @@
           <w:sz w:val="20"/>
           <w:szCs w:val="20"/>
         </w:rPr>
-        <w:t xml:space="preserve">I used math evidence: numbers, an equation, a model, or a comparison.</w:t>
-      </w:r>
-      <w:r>
-        <w:rPr>
-          <w:i/>
-          <w:iCs/>
-          <w:color w:val="5F6F80"/>
-          <w:sz w:val="18"/>
-          <w:szCs w:val="18"/>
-        </w:rPr>
-        <w:br/>
-        <w:t xml:space="preserve">Usé evidencia matemática: números, una ecuación, un modelo o una comparación.</w:t>
+        <w:t xml:space="preserve">I used math evidence: numbers, an equation, or a model.</w:t>
       </w:r>
     </w:p>
     <w:p>
@@ -2557,84 +2165,7 @@
           <w:sz w:val="20"/>
           <w:szCs w:val="20"/>
         </w:rPr>
-        <w:t xml:space="preserve">I explained how the evidence proves my answer.</w:t>
-      </w:r>
-      <w:r>
-        <w:rPr>
-          <w:i/>
-          <w:iCs/>
-          <w:color w:val="5F6F80"/>
-          <w:sz w:val="18"/>
-          <w:szCs w:val="18"/>
-        </w:rPr>
-        <w:br/>
-        <w:t xml:space="preserve">Expliqué cómo la evidencia demuestra mi respuesta.</w:t>
-      </w:r>
-    </w:p>
-    <w:p>
-      <w:pPr>
-        <w:spacing w:after="80"/>
-      </w:pPr>
-      <w:r>
-        <w:rPr>
-          <w:b/>
-          <w:bCs/>
-          <w:color w:val="1FA6A2"/>
-          <w:sz w:val="22"/>
-          <w:szCs w:val="22"/>
-        </w:rPr>
-        <w:t xml:space="preserve">☐  </w:t>
-      </w:r>
-      <w:r>
-        <w:rPr>
-          <w:sz w:val="20"/>
-          <w:szCs w:val="20"/>
-        </w:rPr>
         <w:t xml:space="preserve">I used at least two math words.</w:t>
-      </w:r>
-      <w:r>
-        <w:rPr>
-          <w:i/>
-          <w:iCs/>
-          <w:color w:val="5F6F80"/>
-          <w:sz w:val="18"/>
-          <w:szCs w:val="18"/>
-        </w:rPr>
-        <w:br/>
-        <w:t xml:space="preserve">Usé por lo menos dos palabras matemáticas.</w:t>
-      </w:r>
-    </w:p>
-    <w:p>
-      <w:pPr>
-        <w:spacing w:after="80"/>
-      </w:pPr>
-      <w:r>
-        <w:rPr>
-          <w:b/>
-          <w:bCs/>
-          <w:color w:val="1FA6A2"/>
-          <w:sz w:val="22"/>
-          <w:szCs w:val="22"/>
-        </w:rPr>
-        <w:t xml:space="preserve">☐  </w:t>
-      </w:r>
-      <w:r>
-        <w:rPr>
-          <w:sz w:val="20"/>
-          <w:szCs w:val="20"/>
-        </w:rPr>
-        <w:t xml:space="preserve">I reread complete sentences and punctuation.</w:t>
-      </w:r>
-      <w:r>
-        <w:rPr>
-          <w:i/>
-          <w:iCs/>
-          <w:color w:val="5F6F80"/>
-          <w:sz w:val="18"/>
-          <w:szCs w:val="18"/>
-        </w:rPr>
-        <w:br/>
-        <w:t xml:space="preserve">Volví a leer mis oraciones completas y la puntuación.</w:t>
       </w:r>
     </w:p>
     <w:p>
@@ -5106,7 +4637,7 @@
           <w:sz w:val="20"/>
           <w:szCs w:val="20"/>
         </w:rPr>
-        <w:t xml:space="preserve">☐  I answered the question.</w:t>
+        <w:t xml:space="preserve">☐  The answer to the math question is correct.</w:t>
       </w:r>
     </w:p>
     <w:p>
@@ -5118,7 +4649,7 @@
           <w:sz w:val="20"/>
           <w:szCs w:val="20"/>
         </w:rPr>
-        <w:t xml:space="preserve">☐  I used math evidence: numbers, an equation, a model, or a comparison.</w:t>
+        <w:t xml:space="preserve">☐  The evidence is real lesson mathematics (numbers, equation, or model), not restated claim.</w:t>
       </w:r>
     </w:p>
     <w:p>
@@ -5130,31 +4661,7 @@
           <w:sz w:val="20"/>
           <w:szCs w:val="20"/>
         </w:rPr>
-        <w:t xml:space="preserve">☐  I explained how the evidence proves my answer.</w:t>
-      </w:r>
-    </w:p>
-    <w:p>
-      <w:pPr>
-        <w:spacing w:after="80"/>
-      </w:pPr>
-      <w:r>
-        <w:rPr>
-          <w:sz w:val="20"/>
-          <w:szCs w:val="20"/>
-        </w:rPr>
-        <w:t xml:space="preserve">☐  I used at least two math words.</w:t>
-      </w:r>
-    </w:p>
-    <w:p>
-      <w:pPr>
-        <w:spacing w:after="80"/>
-      </w:pPr>
-      <w:r>
-        <w:rPr>
-          <w:sz w:val="20"/>
-          <w:szCs w:val="20"/>
-        </w:rPr>
-        <w:t xml:space="preserve">☐  I reread complete sentences and punctuation.</w:t>
+        <w:t xml:space="preserve">☐  The support level changed the language scaffolding, never the mathematical expectation.</w:t>
       </w:r>
     </w:p>
     <w:sectPr>
